--- a/LEARNING.docx
+++ b/LEARNING.docx
@@ -4824,6 +4824,2845 @@
           <w:szCs w:val="18"/>
         </w:rPr>
         <w:t xml:space="preserve">}, []);</w:t>
+      </w:r>
+    </w:p>
+    <w:p>
+      <w:pPr>
+        <w:pStyle w:val="Heading1"/>
+        <w:pageBreakBefore/>
+      </w:pPr>
+      <w:r>
+        <w:t xml:space="preserve">Phase 4 — Orders &amp; The Service Layer</w:t>
+      </w:r>
+    </w:p>
+    <w:p>
+      <w:pPr>
+        <w:spacing w:after="120"/>
+        <w:rPr>
+          <w:i/>
+          <w:iCs/>
+          <w:color w:val="7C6E62"/>
+        </w:rPr>
+      </w:pPr>
+      <w:r>
+        <w:rPr>
+          <w:i/>
+          <w:iCs/>
+          <w:color w:val="7C6E62"/>
+        </w:rPr>
+        <w:t xml:space="preserve">Session date: 2026-06-16. Focus: building the checkout flow with proper backend architecture.</w:t>
+      </w:r>
+    </w:p>
+    <w:p>
+      <w:pPr>
+        <w:pStyle w:val="Heading2"/>
+      </w:pPr>
+      <w:r>
+        <w:t xml:space="preserve">11. The Service Layer Pattern</w:t>
+      </w:r>
+    </w:p>
+    <w:p>
+      <w:pPr>
+        <w:pStyle w:val="Heading3"/>
+      </w:pPr>
+      <w:r>
+        <w:t xml:space="preserve">11.1 The Four Layers</w:t>
+      </w:r>
+    </w:p>
+    <w:p>
+      <w:pPr>
+        <w:spacing w:after="120"/>
+      </w:pPr>
+      <w:r>
+        <w:t xml:space="preserve">Real backend code separates concerns. Each layer talks only downward.</w:t>
+      </w:r>
+    </w:p>
+    <w:p>
+      <w:pPr>
+        <w:shd w:fill="F4F4F4" w:val="clear"/>
+        <w:spacing w:after="80" w:before="80"/>
+      </w:pPr>
+      <w:r>
+        <w:rPr>
+          <w:rFonts w:ascii="Consolas" w:cs="Consolas" w:eastAsia="Consolas" w:hAnsi="Consolas"/>
+          <w:sz w:val="18"/>
+          <w:szCs w:val="18"/>
+        </w:rPr>
+        <w:t xml:space="preserve">TRANSPORT     route.ts, server actions, pages   ← HTTP, params, cookies</w:t>
+      </w:r>
+    </w:p>
+    <w:p>
+      <w:pPr>
+        <w:shd w:fill="F4F4F4" w:val="clear"/>
+        <w:spacing w:after="80" w:before="80"/>
+      </w:pPr>
+      <w:r>
+        <w:rPr>
+          <w:rFonts w:ascii="Consolas" w:cs="Consolas" w:eastAsia="Consolas" w:hAnsi="Consolas"/>
+          <w:sz w:val="18"/>
+          <w:szCs w:val="18"/>
+        </w:rPr>
+        <w:t xml:space="preserve">    ↓             "How was I called?"</w:t>
+      </w:r>
+    </w:p>
+    <w:p>
+      <w:pPr>
+        <w:shd w:fill="F4F4F4" w:val="clear"/>
+        <w:spacing w:after="80" w:before="80"/>
+      </w:pPr>
+      <w:r>
+        <w:rPr>
+          <w:rFonts w:ascii="Consolas" w:cs="Consolas" w:eastAsia="Consolas" w:hAnsi="Consolas"/>
+          <w:sz w:val="18"/>
+          <w:szCs w:val="18"/>
+        </w:rPr>
+        <w:t xml:space="preserve">SERVICE       lib/services/*.ts                 ← Business rules</w:t>
+      </w:r>
+    </w:p>
+    <w:p>
+      <w:pPr>
+        <w:shd w:fill="F4F4F4" w:val="clear"/>
+        <w:spacing w:after="80" w:before="80"/>
+      </w:pPr>
+      <w:r>
+        <w:rPr>
+          <w:rFonts w:ascii="Consolas" w:cs="Consolas" w:eastAsia="Consolas" w:hAnsi="Consolas"/>
+          <w:sz w:val="18"/>
+          <w:szCs w:val="18"/>
+        </w:rPr>
+        <w:t xml:space="preserve">    ↓             "What should happen?"</w:t>
+      </w:r>
+    </w:p>
+    <w:p>
+      <w:pPr>
+        <w:shd w:fill="F4F4F4" w:val="clear"/>
+        <w:spacing w:after="80" w:before="80"/>
+      </w:pPr>
+      <w:r>
+        <w:rPr>
+          <w:rFonts w:ascii="Consolas" w:cs="Consolas" w:eastAsia="Consolas" w:hAnsi="Consolas"/>
+          <w:sz w:val="18"/>
+          <w:szCs w:val="18"/>
+        </w:rPr>
+        <w:t xml:space="preserve">DATA ACCESS   lib/prisma.ts + Prisma calls      ← How to read/write</w:t>
+      </w:r>
+    </w:p>
+    <w:p>
+      <w:pPr>
+        <w:shd w:fill="F4F4F4" w:val="clear"/>
+        <w:spacing w:after="80" w:before="80"/>
+      </w:pPr>
+      <w:r>
+        <w:rPr>
+          <w:rFonts w:ascii="Consolas" w:cs="Consolas" w:eastAsia="Consolas" w:hAnsi="Consolas"/>
+          <w:sz w:val="18"/>
+          <w:szCs w:val="18"/>
+        </w:rPr>
+        <w:t xml:space="preserve">    ↓             "How do I get/store it?"</w:t>
+      </w:r>
+    </w:p>
+    <w:p>
+      <w:pPr>
+        <w:shd w:fill="F4F4F4" w:val="clear"/>
+        <w:spacing w:after="80" w:before="80"/>
+      </w:pPr>
+      <w:r>
+        <w:rPr>
+          <w:rFonts w:ascii="Consolas" w:cs="Consolas" w:eastAsia="Consolas" w:hAnsi="Consolas"/>
+          <w:sz w:val="18"/>
+          <w:szCs w:val="18"/>
+        </w:rPr>
+        <w:t xml:space="preserve">DATABASE      SQLite / Postgres                 ← Where it lives</w:t>
+      </w:r>
+    </w:p>
+    <w:p>
+      <w:pPr>
+        <w:spacing w:after="120"/>
+      </w:pPr>
+      <w:r>
+        <w:t xml:space="preserve">A route handler calls a service. A service calls Prisma. The route handler never touches Prisma directly. When you change databases, only the data layer changes. When you add a CLI tool, it calls the service directly — no fake HTTP.</w:t>
+      </w:r>
+    </w:p>
+    <w:p>
+      <w:pPr>
+        <w:pStyle w:val="Heading3"/>
+      </w:pPr>
+      <w:r>
+        <w:t xml:space="preserve">11.2 The Thin Route Handler Pattern</w:t>
+      </w:r>
+    </w:p>
+    <w:p>
+      <w:pPr>
+        <w:spacing w:after="120"/>
+      </w:pPr>
+      <w:r>
+        <w:t xml:space="preserve">Every protected mutation route follows the same 5-step shape:</w:t>
+      </w:r>
+    </w:p>
+    <w:p>
+      <w:pPr>
+        <w:pStyle w:val="ListParagraph"/>
+        <w:numPr>
+          <w:ilvl w:val="0"/>
+          <w:numId w:val="3"/>
+        </w:numPr>
+        <w:spacing w:after="80"/>
+      </w:pPr>
+      <w:r>
+        <w:rPr>
+          <w:b/>
+          <w:bCs/>
+        </w:rPr>
+        <w:t xml:space="preserve">getSession()</w:t>
+      </w:r>
+      <w:r>
+        <w:t xml:space="preserve"> → 401 if missing</w:t>
+      </w:r>
+    </w:p>
+    <w:p>
+      <w:pPr>
+        <w:pStyle w:val="ListParagraph"/>
+        <w:numPr>
+          <w:ilvl w:val="0"/>
+          <w:numId w:val="3"/>
+        </w:numPr>
+        <w:spacing w:after="80"/>
+      </w:pPr>
+      <w:r>
+        <w:t xml:space="preserve">Parse JSON body</w:t>
+      </w:r>
+    </w:p>
+    <w:p>
+      <w:pPr>
+        <w:pStyle w:val="ListParagraph"/>
+        <w:numPr>
+          <w:ilvl w:val="0"/>
+          <w:numId w:val="3"/>
+        </w:numPr>
+        <w:spacing w:after="80"/>
+      </w:pPr>
+      <w:r>
+        <w:t xml:space="preserve">zod validate input shape</w:t>
+      </w:r>
+    </w:p>
+    <w:p>
+      <w:pPr>
+        <w:pStyle w:val="ListParagraph"/>
+        <w:numPr>
+          <w:ilvl w:val="0"/>
+          <w:numId w:val="3"/>
+        </w:numPr>
+        <w:spacing w:after="80"/>
+      </w:pPr>
+      <w:r>
+        <w:t xml:space="preserve">Call service(session.user.id, validated input)</w:t>
+      </w:r>
+    </w:p>
+    <w:p>
+      <w:pPr>
+        <w:pStyle w:val="ListParagraph"/>
+        <w:numPr>
+          <w:ilvl w:val="0"/>
+          <w:numId w:val="3"/>
+        </w:numPr>
+        <w:spacing w:after="80"/>
+      </w:pPr>
+      <w:r>
+        <w:t xml:space="preserve">Map Result → HTTP response</w:t>
+      </w:r>
+    </w:p>
+    <w:p>
+      <w:pPr>
+        <w:spacing w:after="120"/>
+      </w:pPr>
+      <w:r>
+        <w:t xml:space="preserve">If a route handler does more than this, business logic has leaked. Refactor into the service.</w:t>
+      </w:r>
+    </w:p>
+    <w:p>
+      <w:pPr>
+        <w:pStyle w:val="Heading3"/>
+      </w:pPr>
+      <w:r>
+        <w:t xml:space="preserve">11.3 Where Each Step Belongs</w:t>
+      </w:r>
+    </w:p>
+    <w:tbl>
+      <w:tblPr>
+        <w:tblW w:type="dxa" w:w="9360"/>
+        <w:tblBorders>
+          <w:top w:val="single" w:color="auto" w:sz="4"/>
+          <w:left w:val="single" w:color="auto" w:sz="4"/>
+          <w:bottom w:val="single" w:color="auto" w:sz="4"/>
+          <w:right w:val="single" w:color="auto" w:sz="4"/>
+          <w:insideH w:val="single" w:color="auto" w:sz="4"/>
+          <w:insideV w:val="single" w:color="auto" w:sz="4"/>
+        </w:tblBorders>
+      </w:tblPr>
+      <w:tblGrid>
+        <w:gridCol w:w="3500"/>
+        <w:gridCol w:w="2500"/>
+        <w:gridCol w:w="3360"/>
+      </w:tblGrid>
+      <w:tr>
+        <w:trPr>
+          <w:tblHeader/>
+        </w:trPr>
+        <w:tc>
+          <w:tcPr>
+            <w:tcW w:type="dxa" w:w="3500"/>
+            <w:tcBorders>
+              <w:top w:val="single" w:color="CCCCCC" w:sz="1"/>
+              <w:left w:val="single" w:color="CCCCCC" w:sz="1"/>
+              <w:bottom w:val="single" w:color="CCCCCC" w:sz="1"/>
+              <w:right w:val="single" w:color="CCCCCC" w:sz="1"/>
+            </w:tcBorders>
+            <w:shd w:fill="1F3864" w:val="clear"/>
+            <w:tcMar>
+              <w:top w:type="dxa" w:w="80"/>
+              <w:left w:type="dxa" w:w="120"/>
+              <w:bottom w:type="dxa" w:w="80"/>
+              <w:right w:type="dxa" w:w="120"/>
+            </w:tcMar>
+          </w:tcPr>
+          <w:p>
+            <w:r>
+              <w:rPr>
+                <w:b/>
+                <w:bCs/>
+                <w:color w:val="FFFFFF"/>
+                <w:sz w:val="20"/>
+                <w:szCs w:val="20"/>
+              </w:rPr>
+              <w:t xml:space="preserve">Step</w:t>
+            </w:r>
+          </w:p>
+        </w:tc>
+        <w:tc>
+          <w:tcPr>
+            <w:tcW w:type="dxa" w:w="2500"/>
+            <w:tcBorders>
+              <w:top w:val="single" w:color="CCCCCC" w:sz="1"/>
+              <w:left w:val="single" w:color="CCCCCC" w:sz="1"/>
+              <w:bottom w:val="single" w:color="CCCCCC" w:sz="1"/>
+              <w:right w:val="single" w:color="CCCCCC" w:sz="1"/>
+            </w:tcBorders>
+            <w:shd w:fill="1F3864" w:val="clear"/>
+            <w:tcMar>
+              <w:top w:type="dxa" w:w="80"/>
+              <w:left w:type="dxa" w:w="120"/>
+              <w:bottom w:type="dxa" w:w="80"/>
+              <w:right w:type="dxa" w:w="120"/>
+            </w:tcMar>
+          </w:tcPr>
+          <w:p>
+            <w:r>
+              <w:rPr>
+                <w:b/>
+                <w:bCs/>
+                <w:color w:val="FFFFFF"/>
+                <w:sz w:val="20"/>
+                <w:szCs w:val="20"/>
+              </w:rPr>
+              <w:t xml:space="preserve">Layer</w:t>
+            </w:r>
+          </w:p>
+        </w:tc>
+        <w:tc>
+          <w:tcPr>
+            <w:tcW w:type="dxa" w:w="3360"/>
+            <w:tcBorders>
+              <w:top w:val="single" w:color="CCCCCC" w:sz="1"/>
+              <w:left w:val="single" w:color="CCCCCC" w:sz="1"/>
+              <w:bottom w:val="single" w:color="CCCCCC" w:sz="1"/>
+              <w:right w:val="single" w:color="CCCCCC" w:sz="1"/>
+            </w:tcBorders>
+            <w:shd w:fill="1F3864" w:val="clear"/>
+            <w:tcMar>
+              <w:top w:type="dxa" w:w="80"/>
+              <w:left w:type="dxa" w:w="120"/>
+              <w:bottom w:type="dxa" w:w="80"/>
+              <w:right w:type="dxa" w:w="120"/>
+            </w:tcMar>
+          </w:tcPr>
+          <w:p>
+            <w:r>
+              <w:rPr>
+                <w:b/>
+                <w:bCs/>
+                <w:color w:val="FFFFFF"/>
+                <w:sz w:val="20"/>
+                <w:szCs w:val="20"/>
+              </w:rPr>
+              <w:t xml:space="preserve">File</w:t>
+            </w:r>
+          </w:p>
+        </w:tc>
+      </w:tr>
+      <w:tr>
+        <w:tc>
+          <w:tcPr>
+            <w:tcW w:type="dxa" w:w="3500"/>
+            <w:tcBorders>
+              <w:top w:val="single" w:color="CCCCCC" w:sz="1"/>
+              <w:left w:val="single" w:color="CCCCCC" w:sz="1"/>
+              <w:bottom w:val="single" w:color="CCCCCC" w:sz="1"/>
+              <w:right w:val="single" w:color="CCCCCC" w:sz="1"/>
+            </w:tcBorders>
+            <w:tcMar>
+              <w:top w:type="dxa" w:w="80"/>
+              <w:left w:type="dxa" w:w="120"/>
+              <w:bottom w:type="dxa" w:w="80"/>
+              <w:right w:type="dxa" w:w="120"/>
+            </w:tcMar>
+          </w:tcPr>
+          <w:p>
+            <w:r>
+              <w:t xml:space="preserve">Parse JSON body</w:t>
+            </w:r>
+          </w:p>
+        </w:tc>
+        <w:tc>
+          <w:tcPr>
+            <w:tcW w:type="dxa" w:w="2500"/>
+            <w:tcBorders>
+              <w:top w:val="single" w:color="CCCCCC" w:sz="1"/>
+              <w:left w:val="single" w:color="CCCCCC" w:sz="1"/>
+              <w:bottom w:val="single" w:color="CCCCCC" w:sz="1"/>
+              <w:right w:val="single" w:color="CCCCCC" w:sz="1"/>
+            </w:tcBorders>
+            <w:tcMar>
+              <w:top w:type="dxa" w:w="80"/>
+              <w:left w:type="dxa" w:w="120"/>
+              <w:bottom w:type="dxa" w:w="80"/>
+              <w:right w:type="dxa" w:w="120"/>
+            </w:tcMar>
+          </w:tcPr>
+          <w:p>
+            <w:r>
+              <w:t xml:space="preserve">Transport</w:t>
+            </w:r>
+          </w:p>
+        </w:tc>
+        <w:tc>
+          <w:tcPr>
+            <w:tcW w:type="dxa" w:w="3360"/>
+            <w:tcBorders>
+              <w:top w:val="single" w:color="CCCCCC" w:sz="1"/>
+              <w:left w:val="single" w:color="CCCCCC" w:sz="1"/>
+              <w:bottom w:val="single" w:color="CCCCCC" w:sz="1"/>
+              <w:right w:val="single" w:color="CCCCCC" w:sz="1"/>
+            </w:tcBorders>
+            <w:tcMar>
+              <w:top w:type="dxa" w:w="80"/>
+              <w:left w:type="dxa" w:w="120"/>
+              <w:bottom w:type="dxa" w:w="80"/>
+              <w:right w:type="dxa" w:w="120"/>
+            </w:tcMar>
+          </w:tcPr>
+          <w:p>
+            <w:r>
+              <w:t xml:space="preserve">route.ts</w:t>
+            </w:r>
+          </w:p>
+        </w:tc>
+      </w:tr>
+      <w:tr>
+        <w:tc>
+          <w:tcPr>
+            <w:tcW w:type="dxa" w:w="3500"/>
+            <w:tcBorders>
+              <w:top w:val="single" w:color="CCCCCC" w:sz="1"/>
+              <w:left w:val="single" w:color="CCCCCC" w:sz="1"/>
+              <w:bottom w:val="single" w:color="CCCCCC" w:sz="1"/>
+              <w:right w:val="single" w:color="CCCCCC" w:sz="1"/>
+            </w:tcBorders>
+            <w:tcMar>
+              <w:top w:type="dxa" w:w="80"/>
+              <w:left w:type="dxa" w:w="120"/>
+              <w:bottom w:type="dxa" w:w="80"/>
+              <w:right w:type="dxa" w:w="120"/>
+            </w:tcMar>
+          </w:tcPr>
+          <w:p>
+            <w:r>
+              <w:t xml:space="preserve">zod validate input shape</w:t>
+            </w:r>
+          </w:p>
+        </w:tc>
+        <w:tc>
+          <w:tcPr>
+            <w:tcW w:type="dxa" w:w="2500"/>
+            <w:tcBorders>
+              <w:top w:val="single" w:color="CCCCCC" w:sz="1"/>
+              <w:left w:val="single" w:color="CCCCCC" w:sz="1"/>
+              <w:bottom w:val="single" w:color="CCCCCC" w:sz="1"/>
+              <w:right w:val="single" w:color="CCCCCC" w:sz="1"/>
+            </w:tcBorders>
+            <w:tcMar>
+              <w:top w:type="dxa" w:w="80"/>
+              <w:left w:type="dxa" w:w="120"/>
+              <w:bottom w:type="dxa" w:w="80"/>
+              <w:right w:type="dxa" w:w="120"/>
+            </w:tcMar>
+          </w:tcPr>
+          <w:p>
+            <w:r>
+              <w:t xml:space="preserve">Transport</w:t>
+            </w:r>
+          </w:p>
+        </w:tc>
+        <w:tc>
+          <w:tcPr>
+            <w:tcW w:type="dxa" w:w="3360"/>
+            <w:tcBorders>
+              <w:top w:val="single" w:color="CCCCCC" w:sz="1"/>
+              <w:left w:val="single" w:color="CCCCCC" w:sz="1"/>
+              <w:bottom w:val="single" w:color="CCCCCC" w:sz="1"/>
+              <w:right w:val="single" w:color="CCCCCC" w:sz="1"/>
+            </w:tcBorders>
+            <w:tcMar>
+              <w:top w:type="dxa" w:w="80"/>
+              <w:left w:type="dxa" w:w="120"/>
+              <w:bottom w:type="dxa" w:w="80"/>
+              <w:right w:type="dxa" w:w="120"/>
+            </w:tcMar>
+          </w:tcPr>
+          <w:p>
+            <w:r>
+              <w:t xml:space="preserve">route.ts</w:t>
+            </w:r>
+          </w:p>
+        </w:tc>
+      </w:tr>
+      <w:tr>
+        <w:tc>
+          <w:tcPr>
+            <w:tcW w:type="dxa" w:w="3500"/>
+            <w:tcBorders>
+              <w:top w:val="single" w:color="CCCCCC" w:sz="1"/>
+              <w:left w:val="single" w:color="CCCCCC" w:sz="1"/>
+              <w:bottom w:val="single" w:color="CCCCCC" w:sz="1"/>
+              <w:right w:val="single" w:color="CCCCCC" w:sz="1"/>
+            </w:tcBorders>
+            <w:tcMar>
+              <w:top w:type="dxa" w:w="80"/>
+              <w:left w:type="dxa" w:w="120"/>
+              <w:bottom w:type="dxa" w:w="80"/>
+              <w:right w:type="dxa" w:w="120"/>
+            </w:tcMar>
+          </w:tcPr>
+          <w:p>
+            <w:r>
+              <w:t xml:space="preserve">Normalize phone</w:t>
+            </w:r>
+          </w:p>
+        </w:tc>
+        <w:tc>
+          <w:tcPr>
+            <w:tcW w:type="dxa" w:w="2500"/>
+            <w:tcBorders>
+              <w:top w:val="single" w:color="CCCCCC" w:sz="1"/>
+              <w:left w:val="single" w:color="CCCCCC" w:sz="1"/>
+              <w:bottom w:val="single" w:color="CCCCCC" w:sz="1"/>
+              <w:right w:val="single" w:color="CCCCCC" w:sz="1"/>
+            </w:tcBorders>
+            <w:tcMar>
+              <w:top w:type="dxa" w:w="80"/>
+              <w:left w:type="dxa" w:w="120"/>
+              <w:bottom w:type="dxa" w:w="80"/>
+              <w:right w:type="dxa" w:w="120"/>
+            </w:tcMar>
+          </w:tcPr>
+          <w:p>
+            <w:r>
+              <w:t xml:space="preserve">Service</w:t>
+            </w:r>
+          </w:p>
+        </w:tc>
+        <w:tc>
+          <w:tcPr>
+            <w:tcW w:type="dxa" w:w="3360"/>
+            <w:tcBorders>
+              <w:top w:val="single" w:color="CCCCCC" w:sz="1"/>
+              <w:left w:val="single" w:color="CCCCCC" w:sz="1"/>
+              <w:bottom w:val="single" w:color="CCCCCC" w:sz="1"/>
+              <w:right w:val="single" w:color="CCCCCC" w:sz="1"/>
+            </w:tcBorders>
+            <w:tcMar>
+              <w:top w:type="dxa" w:w="80"/>
+              <w:left w:type="dxa" w:w="120"/>
+              <w:bottom w:type="dxa" w:w="80"/>
+              <w:right w:type="dxa" w:w="120"/>
+            </w:tcMar>
+          </w:tcPr>
+          <w:p>
+            <w:r>
+              <w:t xml:space="preserve">lib/services/auth.ts</w:t>
+            </w:r>
+          </w:p>
+        </w:tc>
+      </w:tr>
+      <w:tr>
+        <w:tc>
+          <w:tcPr>
+            <w:tcW w:type="dxa" w:w="3500"/>
+            <w:tcBorders>
+              <w:top w:val="single" w:color="CCCCCC" w:sz="1"/>
+              <w:left w:val="single" w:color="CCCCCC" w:sz="1"/>
+              <w:bottom w:val="single" w:color="CCCCCC" w:sz="1"/>
+              <w:right w:val="single" w:color="CCCCCC" w:sz="1"/>
+            </w:tcBorders>
+            <w:tcMar>
+              <w:top w:type="dxa" w:w="80"/>
+              <w:left w:type="dxa" w:w="120"/>
+              <w:bottom w:type="dxa" w:w="80"/>
+              <w:right w:type="dxa" w:w="120"/>
+            </w:tcMar>
+          </w:tcPr>
+          <w:p>
+            <w:r>
+              <w:t xml:space="preserve">Check uniqueness</w:t>
+            </w:r>
+          </w:p>
+        </w:tc>
+        <w:tc>
+          <w:tcPr>
+            <w:tcW w:type="dxa" w:w="2500"/>
+            <w:tcBorders>
+              <w:top w:val="single" w:color="CCCCCC" w:sz="1"/>
+              <w:left w:val="single" w:color="CCCCCC" w:sz="1"/>
+              <w:bottom w:val="single" w:color="CCCCCC" w:sz="1"/>
+              <w:right w:val="single" w:color="CCCCCC" w:sz="1"/>
+            </w:tcBorders>
+            <w:tcMar>
+              <w:top w:type="dxa" w:w="80"/>
+              <w:left w:type="dxa" w:w="120"/>
+              <w:bottom w:type="dxa" w:w="80"/>
+              <w:right w:type="dxa" w:w="120"/>
+            </w:tcMar>
+          </w:tcPr>
+          <w:p>
+            <w:r>
+              <w:t xml:space="preserve">Service</w:t>
+            </w:r>
+          </w:p>
+        </w:tc>
+        <w:tc>
+          <w:tcPr>
+            <w:tcW w:type="dxa" w:w="3360"/>
+            <w:tcBorders>
+              <w:top w:val="single" w:color="CCCCCC" w:sz="1"/>
+              <w:left w:val="single" w:color="CCCCCC" w:sz="1"/>
+              <w:bottom w:val="single" w:color="CCCCCC" w:sz="1"/>
+              <w:right w:val="single" w:color="CCCCCC" w:sz="1"/>
+            </w:tcBorders>
+            <w:tcMar>
+              <w:top w:type="dxa" w:w="80"/>
+              <w:left w:type="dxa" w:w="120"/>
+              <w:bottom w:type="dxa" w:w="80"/>
+              <w:right w:type="dxa" w:w="120"/>
+            </w:tcMar>
+          </w:tcPr>
+          <w:p>
+            <w:r>
+              <w:t xml:space="preserve">lib/services/auth.ts</w:t>
+            </w:r>
+          </w:p>
+        </w:tc>
+      </w:tr>
+      <w:tr>
+        <w:tc>
+          <w:tcPr>
+            <w:tcW w:type="dxa" w:w="3500"/>
+            <w:tcBorders>
+              <w:top w:val="single" w:color="CCCCCC" w:sz="1"/>
+              <w:left w:val="single" w:color="CCCCCC" w:sz="1"/>
+              <w:bottom w:val="single" w:color="CCCCCC" w:sz="1"/>
+              <w:right w:val="single" w:color="CCCCCC" w:sz="1"/>
+            </w:tcBorders>
+            <w:tcMar>
+              <w:top w:type="dxa" w:w="80"/>
+              <w:left w:type="dxa" w:w="120"/>
+              <w:bottom w:type="dxa" w:w="80"/>
+              <w:right w:type="dxa" w:w="120"/>
+            </w:tcMar>
+          </w:tcPr>
+          <w:p>
+            <w:r>
+              <w:t xml:space="preserve">Hash password</w:t>
+            </w:r>
+          </w:p>
+        </w:tc>
+        <w:tc>
+          <w:tcPr>
+            <w:tcW w:type="dxa" w:w="2500"/>
+            <w:tcBorders>
+              <w:top w:val="single" w:color="CCCCCC" w:sz="1"/>
+              <w:left w:val="single" w:color="CCCCCC" w:sz="1"/>
+              <w:bottom w:val="single" w:color="CCCCCC" w:sz="1"/>
+              <w:right w:val="single" w:color="CCCCCC" w:sz="1"/>
+            </w:tcBorders>
+            <w:tcMar>
+              <w:top w:type="dxa" w:w="80"/>
+              <w:left w:type="dxa" w:w="120"/>
+              <w:bottom w:type="dxa" w:w="80"/>
+              <w:right w:type="dxa" w:w="120"/>
+            </w:tcMar>
+          </w:tcPr>
+          <w:p>
+            <w:r>
+              <w:t xml:space="preserve">Service</w:t>
+            </w:r>
+          </w:p>
+        </w:tc>
+        <w:tc>
+          <w:tcPr>
+            <w:tcW w:type="dxa" w:w="3360"/>
+            <w:tcBorders>
+              <w:top w:val="single" w:color="CCCCCC" w:sz="1"/>
+              <w:left w:val="single" w:color="CCCCCC" w:sz="1"/>
+              <w:bottom w:val="single" w:color="CCCCCC" w:sz="1"/>
+              <w:right w:val="single" w:color="CCCCCC" w:sz="1"/>
+            </w:tcBorders>
+            <w:tcMar>
+              <w:top w:type="dxa" w:w="80"/>
+              <w:left w:type="dxa" w:w="120"/>
+              <w:bottom w:type="dxa" w:w="80"/>
+              <w:right w:type="dxa" w:w="120"/>
+            </w:tcMar>
+          </w:tcPr>
+          <w:p>
+            <w:r>
+              <w:t xml:space="preserve">lib/services/auth.ts</w:t>
+            </w:r>
+          </w:p>
+        </w:tc>
+      </w:tr>
+      <w:tr>
+        <w:tc>
+          <w:tcPr>
+            <w:tcW w:type="dxa" w:w="3500"/>
+            <w:tcBorders>
+              <w:top w:val="single" w:color="CCCCCC" w:sz="1"/>
+              <w:left w:val="single" w:color="CCCCCC" w:sz="1"/>
+              <w:bottom w:val="single" w:color="CCCCCC" w:sz="1"/>
+              <w:right w:val="single" w:color="CCCCCC" w:sz="1"/>
+            </w:tcBorders>
+            <w:tcMar>
+              <w:top w:type="dxa" w:w="80"/>
+              <w:left w:type="dxa" w:w="120"/>
+              <w:bottom w:type="dxa" w:w="80"/>
+              <w:right w:type="dxa" w:w="120"/>
+            </w:tcMar>
+          </w:tcPr>
+          <w:p>
+            <w:r>
+              <w:t xml:space="preserve">Create user + session (transaction)</w:t>
+            </w:r>
+          </w:p>
+        </w:tc>
+        <w:tc>
+          <w:tcPr>
+            <w:tcW w:type="dxa" w:w="2500"/>
+            <w:tcBorders>
+              <w:top w:val="single" w:color="CCCCCC" w:sz="1"/>
+              <w:left w:val="single" w:color="CCCCCC" w:sz="1"/>
+              <w:bottom w:val="single" w:color="CCCCCC" w:sz="1"/>
+              <w:right w:val="single" w:color="CCCCCC" w:sz="1"/>
+            </w:tcBorders>
+            <w:tcMar>
+              <w:top w:type="dxa" w:w="80"/>
+              <w:left w:type="dxa" w:w="120"/>
+              <w:bottom w:type="dxa" w:w="80"/>
+              <w:right w:type="dxa" w:w="120"/>
+            </w:tcMar>
+          </w:tcPr>
+          <w:p>
+            <w:r>
+              <w:t xml:space="preserve">Service</w:t>
+            </w:r>
+          </w:p>
+        </w:tc>
+        <w:tc>
+          <w:tcPr>
+            <w:tcW w:type="dxa" w:w="3360"/>
+            <w:tcBorders>
+              <w:top w:val="single" w:color="CCCCCC" w:sz="1"/>
+              <w:left w:val="single" w:color="CCCCCC" w:sz="1"/>
+              <w:bottom w:val="single" w:color="CCCCCC" w:sz="1"/>
+              <w:right w:val="single" w:color="CCCCCC" w:sz="1"/>
+            </w:tcBorders>
+            <w:tcMar>
+              <w:top w:type="dxa" w:w="80"/>
+              <w:left w:type="dxa" w:w="120"/>
+              <w:bottom w:type="dxa" w:w="80"/>
+              <w:right w:type="dxa" w:w="120"/>
+            </w:tcMar>
+          </w:tcPr>
+          <w:p>
+            <w:r>
+              <w:t xml:space="preserve">lib/services/auth.ts</w:t>
+            </w:r>
+          </w:p>
+        </w:tc>
+      </w:tr>
+      <w:tr>
+        <w:tc>
+          <w:tcPr>
+            <w:tcW w:type="dxa" w:w="3500"/>
+            <w:tcBorders>
+              <w:top w:val="single" w:color="CCCCCC" w:sz="1"/>
+              <w:left w:val="single" w:color="CCCCCC" w:sz="1"/>
+              <w:bottom w:val="single" w:color="CCCCCC" w:sz="1"/>
+              <w:right w:val="single" w:color="CCCCCC" w:sz="1"/>
+            </w:tcBorders>
+            <w:tcMar>
+              <w:top w:type="dxa" w:w="80"/>
+              <w:left w:type="dxa" w:w="120"/>
+              <w:bottom w:type="dxa" w:w="80"/>
+              <w:right w:type="dxa" w:w="120"/>
+            </w:tcMar>
+          </w:tcPr>
+          <w:p>
+            <w:r>
+              <w:t xml:space="preserve">Set Set-Cookie header</w:t>
+            </w:r>
+          </w:p>
+        </w:tc>
+        <w:tc>
+          <w:tcPr>
+            <w:tcW w:type="dxa" w:w="2500"/>
+            <w:tcBorders>
+              <w:top w:val="single" w:color="CCCCCC" w:sz="1"/>
+              <w:left w:val="single" w:color="CCCCCC" w:sz="1"/>
+              <w:bottom w:val="single" w:color="CCCCCC" w:sz="1"/>
+              <w:right w:val="single" w:color="CCCCCC" w:sz="1"/>
+            </w:tcBorders>
+            <w:tcMar>
+              <w:top w:type="dxa" w:w="80"/>
+              <w:left w:type="dxa" w:w="120"/>
+              <w:bottom w:type="dxa" w:w="80"/>
+              <w:right w:type="dxa" w:w="120"/>
+            </w:tcMar>
+          </w:tcPr>
+          <w:p>
+            <w:r>
+              <w:t xml:space="preserve">Transport</w:t>
+            </w:r>
+          </w:p>
+        </w:tc>
+        <w:tc>
+          <w:tcPr>
+            <w:tcW w:type="dxa" w:w="3360"/>
+            <w:tcBorders>
+              <w:top w:val="single" w:color="CCCCCC" w:sz="1"/>
+              <w:left w:val="single" w:color="CCCCCC" w:sz="1"/>
+              <w:bottom w:val="single" w:color="CCCCCC" w:sz="1"/>
+              <w:right w:val="single" w:color="CCCCCC" w:sz="1"/>
+            </w:tcBorders>
+            <w:tcMar>
+              <w:top w:type="dxa" w:w="80"/>
+              <w:left w:type="dxa" w:w="120"/>
+              <w:bottom w:type="dxa" w:w="80"/>
+              <w:right w:type="dxa" w:w="120"/>
+            </w:tcMar>
+          </w:tcPr>
+          <w:p>
+            <w:r>
+              <w:t xml:space="preserve">route.ts</w:t>
+            </w:r>
+          </w:p>
+        </w:tc>
+      </w:tr>
+      <w:tr>
+        <w:tc>
+          <w:tcPr>
+            <w:tcW w:type="dxa" w:w="3500"/>
+            <w:tcBorders>
+              <w:top w:val="single" w:color="CCCCCC" w:sz="1"/>
+              <w:left w:val="single" w:color="CCCCCC" w:sz="1"/>
+              <w:bottom w:val="single" w:color="CCCCCC" w:sz="1"/>
+              <w:right w:val="single" w:color="CCCCCC" w:sz="1"/>
+            </w:tcBorders>
+            <w:tcMar>
+              <w:top w:type="dxa" w:w="80"/>
+              <w:left w:type="dxa" w:w="120"/>
+              <w:bottom w:type="dxa" w:w="80"/>
+              <w:right w:type="dxa" w:w="120"/>
+            </w:tcMar>
+          </w:tcPr>
+          <w:p>
+            <w:r>
+              <w:t xml:space="preserve">Return 201 with DTO</w:t>
+            </w:r>
+          </w:p>
+        </w:tc>
+        <w:tc>
+          <w:tcPr>
+            <w:tcW w:type="dxa" w:w="2500"/>
+            <w:tcBorders>
+              <w:top w:val="single" w:color="CCCCCC" w:sz="1"/>
+              <w:left w:val="single" w:color="CCCCCC" w:sz="1"/>
+              <w:bottom w:val="single" w:color="CCCCCC" w:sz="1"/>
+              <w:right w:val="single" w:color="CCCCCC" w:sz="1"/>
+            </w:tcBorders>
+            <w:tcMar>
+              <w:top w:type="dxa" w:w="80"/>
+              <w:left w:type="dxa" w:w="120"/>
+              <w:bottom w:type="dxa" w:w="80"/>
+              <w:right w:type="dxa" w:w="120"/>
+            </w:tcMar>
+          </w:tcPr>
+          <w:p>
+            <w:r>
+              <w:t xml:space="preserve">Transport</w:t>
+            </w:r>
+          </w:p>
+        </w:tc>
+        <w:tc>
+          <w:tcPr>
+            <w:tcW w:type="dxa" w:w="3360"/>
+            <w:tcBorders>
+              <w:top w:val="single" w:color="CCCCCC" w:sz="1"/>
+              <w:left w:val="single" w:color="CCCCCC" w:sz="1"/>
+              <w:bottom w:val="single" w:color="CCCCCC" w:sz="1"/>
+              <w:right w:val="single" w:color="CCCCCC" w:sz="1"/>
+            </w:tcBorders>
+            <w:tcMar>
+              <w:top w:type="dxa" w:w="80"/>
+              <w:left w:type="dxa" w:w="120"/>
+              <w:bottom w:type="dxa" w:w="80"/>
+              <w:right w:type="dxa" w:w="120"/>
+            </w:tcMar>
+          </w:tcPr>
+          <w:p>
+            <w:r>
+              <w:t xml:space="preserve">route.ts</w:t>
+            </w:r>
+          </w:p>
+        </w:tc>
+      </w:tr>
+    </w:tbl>
+    <w:p>
+      <w:pPr>
+        <w:spacing w:before="200"/>
+      </w:pPr>
+      <w:r>
+        <w:t xml:space="preserve">Services don't know about cookies, status codes, or JSON. They take plain arguments and return plain objects.</w:t>
+      </w:r>
+    </w:p>
+    <w:p>
+      <w:pPr>
+        <w:pStyle w:val="Heading2"/>
+      </w:pPr>
+      <w:r>
+        <w:t xml:space="preserve">12. The Snapshot Pattern</w:t>
+      </w:r>
+    </w:p>
+    <w:p>
+      <w:pPr>
+        <w:pStyle w:val="Heading3"/>
+      </w:pPr>
+      <w:r>
+        <w:t xml:space="preserve">12.1 The Problem</w:t>
+      </w:r>
+    </w:p>
+    <w:p>
+      <w:pPr>
+        <w:spacing w:after="120"/>
+      </w:pPr>
+      <w:r>
+        <w:t xml:space="preserve">If you store OrderItem { productId, quantity } and the product price changes tomorrow, your order history will silently lie. If a product gets deleted, the order shows blank. Live data corrupts historical truth.</w:t>
+      </w:r>
+    </w:p>
+    <w:p>
+      <w:pPr>
+        <w:pStyle w:val="Heading3"/>
+      </w:pPr>
+      <w:r>
+        <w:t xml:space="preserve">12.2 The Solution</w:t>
+      </w:r>
+    </w:p>
+    <w:p>
+      <w:pPr>
+        <w:spacing w:after="120"/>
+      </w:pPr>
+      <w:r>
+        <w:t xml:space="preserve">Freeze the fields you care about at order creation. Product's CURRENT state is for the catalog; the snapshot is for the order.</w:t>
+      </w:r>
+    </w:p>
+    <w:tbl>
+      <w:tblPr>
+        <w:tblW w:type="dxa" w:w="9360"/>
+        <w:tblBorders>
+          <w:top w:val="single" w:color="auto" w:sz="4"/>
+          <w:left w:val="single" w:color="auto" w:sz="4"/>
+          <w:bottom w:val="single" w:color="auto" w:sz="4"/>
+          <w:right w:val="single" w:color="auto" w:sz="4"/>
+          <w:insideH w:val="single" w:color="auto" w:sz="4"/>
+          <w:insideV w:val="single" w:color="auto" w:sz="4"/>
+        </w:tblBorders>
+      </w:tblPr>
+      <w:tblGrid>
+        <w:gridCol w:w="3000"/>
+        <w:gridCol w:w="6360"/>
+      </w:tblGrid>
+      <w:tr>
+        <w:trPr>
+          <w:tblHeader/>
+        </w:trPr>
+        <w:tc>
+          <w:tcPr>
+            <w:tcW w:type="dxa" w:w="3000"/>
+            <w:tcBorders>
+              <w:top w:val="single" w:color="CCCCCC" w:sz="1"/>
+              <w:left w:val="single" w:color="CCCCCC" w:sz="1"/>
+              <w:bottom w:val="single" w:color="CCCCCC" w:sz="1"/>
+              <w:right w:val="single" w:color="CCCCCC" w:sz="1"/>
+            </w:tcBorders>
+            <w:shd w:fill="1F3864" w:val="clear"/>
+            <w:tcMar>
+              <w:top w:type="dxa" w:w="80"/>
+              <w:left w:type="dxa" w:w="120"/>
+              <w:bottom w:type="dxa" w:w="80"/>
+              <w:right w:type="dxa" w:w="120"/>
+            </w:tcMar>
+          </w:tcPr>
+          <w:p>
+            <w:r>
+              <w:rPr>
+                <w:b/>
+                <w:bCs/>
+                <w:color w:val="FFFFFF"/>
+                <w:sz w:val="20"/>
+                <w:szCs w:val="20"/>
+              </w:rPr>
+              <w:t xml:space="preserve">Field</w:t>
+            </w:r>
+          </w:p>
+        </w:tc>
+        <w:tc>
+          <w:tcPr>
+            <w:tcW w:type="dxa" w:w="6360"/>
+            <w:tcBorders>
+              <w:top w:val="single" w:color="CCCCCC" w:sz="1"/>
+              <w:left w:val="single" w:color="CCCCCC" w:sz="1"/>
+              <w:bottom w:val="single" w:color="CCCCCC" w:sz="1"/>
+              <w:right w:val="single" w:color="CCCCCC" w:sz="1"/>
+            </w:tcBorders>
+            <w:shd w:fill="1F3864" w:val="clear"/>
+            <w:tcMar>
+              <w:top w:type="dxa" w:w="80"/>
+              <w:left w:type="dxa" w:w="120"/>
+              <w:bottom w:type="dxa" w:w="80"/>
+              <w:right w:type="dxa" w:w="120"/>
+            </w:tcMar>
+          </w:tcPr>
+          <w:p>
+            <w:r>
+              <w:rPr>
+                <w:b/>
+                <w:bCs/>
+                <w:color w:val="FFFFFF"/>
+                <w:sz w:val="20"/>
+                <w:szCs w:val="20"/>
+              </w:rPr>
+              <w:t xml:space="preserve">Why snapshot</w:t>
+            </w:r>
+          </w:p>
+        </w:tc>
+      </w:tr>
+      <w:tr>
+        <w:tc>
+          <w:tcPr>
+            <w:tcW w:type="dxa" w:w="3000"/>
+            <w:tcBorders>
+              <w:top w:val="single" w:color="CCCCCC" w:sz="1"/>
+              <w:left w:val="single" w:color="CCCCCC" w:sz="1"/>
+              <w:bottom w:val="single" w:color="CCCCCC" w:sz="1"/>
+              <w:right w:val="single" w:color="CCCCCC" w:sz="1"/>
+            </w:tcBorders>
+            <w:tcMar>
+              <w:top w:type="dxa" w:w="80"/>
+              <w:left w:type="dxa" w:w="120"/>
+              <w:bottom w:type="dxa" w:w="80"/>
+              <w:right w:type="dxa" w:w="120"/>
+            </w:tcMar>
+          </w:tcPr>
+          <w:p>
+            <w:r>
+              <w:t xml:space="preserve">priceAtPurchase</w:t>
+            </w:r>
+          </w:p>
+        </w:tc>
+        <w:tc>
+          <w:tcPr>
+            <w:tcW w:type="dxa" w:w="6360"/>
+            <w:tcBorders>
+              <w:top w:val="single" w:color="CCCCCC" w:sz="1"/>
+              <w:left w:val="single" w:color="CCCCCC" w:sz="1"/>
+              <w:bottom w:val="single" w:color="CCCCCC" w:sz="1"/>
+              <w:right w:val="single" w:color="CCCCCC" w:sz="1"/>
+            </w:tcBorders>
+            <w:tcMar>
+              <w:top w:type="dxa" w:w="80"/>
+              <w:left w:type="dxa" w:w="120"/>
+              <w:bottom w:type="dxa" w:w="80"/>
+              <w:right w:type="dxa" w:w="120"/>
+            </w:tcMar>
+          </w:tcPr>
+          <w:p>
+            <w:r>
+              <w:t xml:space="preserve">Prices change. Receipts must reflect what was paid.</w:t>
+            </w:r>
+          </w:p>
+        </w:tc>
+      </w:tr>
+      <w:tr>
+        <w:tc>
+          <w:tcPr>
+            <w:tcW w:type="dxa" w:w="3000"/>
+            <w:tcBorders>
+              <w:top w:val="single" w:color="CCCCCC" w:sz="1"/>
+              <w:left w:val="single" w:color="CCCCCC" w:sz="1"/>
+              <w:bottom w:val="single" w:color="CCCCCC" w:sz="1"/>
+              <w:right w:val="single" w:color="CCCCCC" w:sz="1"/>
+            </w:tcBorders>
+            <w:tcMar>
+              <w:top w:type="dxa" w:w="80"/>
+              <w:left w:type="dxa" w:w="120"/>
+              <w:bottom w:type="dxa" w:w="80"/>
+              <w:right w:type="dxa" w:w="120"/>
+            </w:tcMar>
+          </w:tcPr>
+          <w:p>
+            <w:r>
+              <w:t xml:space="preserve">nameSnapshot</w:t>
+            </w:r>
+          </w:p>
+        </w:tc>
+        <w:tc>
+          <w:tcPr>
+            <w:tcW w:type="dxa" w:w="6360"/>
+            <w:tcBorders>
+              <w:top w:val="single" w:color="CCCCCC" w:sz="1"/>
+              <w:left w:val="single" w:color="CCCCCC" w:sz="1"/>
+              <w:bottom w:val="single" w:color="CCCCCC" w:sz="1"/>
+              <w:right w:val="single" w:color="CCCCCC" w:sz="1"/>
+            </w:tcBorders>
+            <w:tcMar>
+              <w:top w:type="dxa" w:w="80"/>
+              <w:left w:type="dxa" w:w="120"/>
+              <w:bottom w:type="dxa" w:w="80"/>
+              <w:right w:type="dxa" w:w="120"/>
+            </w:tcMar>
+          </w:tcPr>
+          <w:p>
+            <w:r>
+              <w:t xml:space="preserve">Products get renamed. Receipt matches what the customer saw.</w:t>
+            </w:r>
+          </w:p>
+        </w:tc>
+      </w:tr>
+      <w:tr>
+        <w:tc>
+          <w:tcPr>
+            <w:tcW w:type="dxa" w:w="3000"/>
+            <w:tcBorders>
+              <w:top w:val="single" w:color="CCCCCC" w:sz="1"/>
+              <w:left w:val="single" w:color="CCCCCC" w:sz="1"/>
+              <w:bottom w:val="single" w:color="CCCCCC" w:sz="1"/>
+              <w:right w:val="single" w:color="CCCCCC" w:sz="1"/>
+            </w:tcBorders>
+            <w:tcMar>
+              <w:top w:type="dxa" w:w="80"/>
+              <w:left w:type="dxa" w:w="120"/>
+              <w:bottom w:type="dxa" w:w="80"/>
+              <w:right w:type="dxa" w:w="120"/>
+            </w:tcMar>
+          </w:tcPr>
+          <w:p>
+            <w:r>
+              <w:t xml:space="preserve">imageSnapshot</w:t>
+            </w:r>
+          </w:p>
+        </w:tc>
+        <w:tc>
+          <w:tcPr>
+            <w:tcW w:type="dxa" w:w="6360"/>
+            <w:tcBorders>
+              <w:top w:val="single" w:color="CCCCCC" w:sz="1"/>
+              <w:left w:val="single" w:color="CCCCCC" w:sz="1"/>
+              <w:bottom w:val="single" w:color="CCCCCC" w:sz="1"/>
+              <w:right w:val="single" w:color="CCCCCC" w:sz="1"/>
+            </w:tcBorders>
+            <w:tcMar>
+              <w:top w:type="dxa" w:w="80"/>
+              <w:left w:type="dxa" w:w="120"/>
+              <w:bottom w:type="dxa" w:w="80"/>
+              <w:right w:type="dxa" w:w="120"/>
+            </w:tcMar>
+          </w:tcPr>
+          <w:p>
+            <w:r>
+              <w:t xml:space="preserve">Images get replaced. Order page needs a stable image.</w:t>
+            </w:r>
+          </w:p>
+        </w:tc>
+      </w:tr>
+      <w:tr>
+        <w:tc>
+          <w:tcPr>
+            <w:tcW w:type="dxa" w:w="3000"/>
+            <w:tcBorders>
+              <w:top w:val="single" w:color="CCCCCC" w:sz="1"/>
+              <w:left w:val="single" w:color="CCCCCC" w:sz="1"/>
+              <w:bottom w:val="single" w:color="CCCCCC" w:sz="1"/>
+              <w:right w:val="single" w:color="CCCCCC" w:sz="1"/>
+            </w:tcBorders>
+            <w:tcMar>
+              <w:top w:type="dxa" w:w="80"/>
+              <w:left w:type="dxa" w:w="120"/>
+              <w:bottom w:type="dxa" w:w="80"/>
+              <w:right w:type="dxa" w:w="120"/>
+            </w:tcMar>
+          </w:tcPr>
+          <w:p>
+            <w:r>
+              <w:t xml:space="preserve">size</w:t>
+            </w:r>
+          </w:p>
+        </w:tc>
+        <w:tc>
+          <w:tcPr>
+            <w:tcW w:type="dxa" w:w="6360"/>
+            <w:tcBorders>
+              <w:top w:val="single" w:color="CCCCCC" w:sz="1"/>
+              <w:left w:val="single" w:color="CCCCCC" w:sz="1"/>
+              <w:bottom w:val="single" w:color="CCCCCC" w:sz="1"/>
+              <w:right w:val="single" w:color="CCCCCC" w:sz="1"/>
+            </w:tcBorders>
+            <w:tcMar>
+              <w:top w:type="dxa" w:w="80"/>
+              <w:left w:type="dxa" w:w="120"/>
+              <w:bottom w:type="dxa" w:w="80"/>
+              <w:right w:type="dxa" w:w="120"/>
+            </w:tcMar>
+          </w:tcPr>
+          <w:p>
+            <w:r>
+              <w:t xml:space="preserve">Sizes stored as JSON; pick the one ordered.</w:t>
+            </w:r>
+          </w:p>
+        </w:tc>
+      </w:tr>
+    </w:tbl>
+    <w:p>
+      <w:pPr>
+        <w:spacing w:before="200"/>
+      </w:pPr>
+      <w:r>
+        <w:t xml:space="preserve">Keep productId too — for analytics and product page click-through. But customer-facing fields come from the snapshot. Stripe uses this for invoices.</w:t>
+      </w:r>
+    </w:p>
+    <w:p>
+      <w:pPr>
+        <w:pStyle w:val="Heading3"/>
+      </w:pPr>
+      <w:r>
+        <w:t xml:space="preserve">12.3 Referential Actions Protect the Snapshot</w:t>
+      </w:r>
+    </w:p>
+    <w:p>
+      <w:pPr>
+        <w:pStyle w:val="ListParagraph"/>
+        <w:numPr>
+          <w:ilvl w:val="0"/>
+          <w:numId w:val="2"/>
+        </w:numPr>
+        <w:spacing w:after="80"/>
+      </w:pPr>
+      <w:r>
+        <w:rPr>
+          <w:b/>
+          <w:bCs/>
+        </w:rPr>
+        <w:t xml:space="preserve">OrderItem.product</w:t>
+      </w:r>
+      <w:r>
+        <w:t xml:space="preserve"> relation: default </w:t>
+      </w:r>
+      <w:r>
+        <w:rPr>
+          <w:rFonts w:ascii="Consolas" w:cs="Consolas" w:eastAsia="Consolas" w:hAnsi="Consolas"/>
+          <w:sz w:val="18"/>
+          <w:szCs w:val="18"/>
+        </w:rPr>
+        <w:t xml:space="preserve">onDelete: Restrict</w:t>
+      </w:r>
+      <w:r>
+        <w:t xml:space="preserve"> — you literally CANNOT delete a Product any order references. Protects history.</w:t>
+      </w:r>
+    </w:p>
+    <w:p>
+      <w:pPr>
+        <w:pStyle w:val="ListParagraph"/>
+        <w:numPr>
+          <w:ilvl w:val="0"/>
+          <w:numId w:val="2"/>
+        </w:numPr>
+        <w:spacing w:after="80"/>
+      </w:pPr>
+      <w:r>
+        <w:rPr>
+          <w:b/>
+          <w:bCs/>
+        </w:rPr>
+        <w:t xml:space="preserve">OrderItem.order</w:t>
+      </w:r>
+      <w:r>
+        <w:t xml:space="preserve"> relation: </w:t>
+      </w:r>
+      <w:r>
+        <w:rPr>
+          <w:rFonts w:ascii="Consolas" w:cs="Consolas" w:eastAsia="Consolas" w:hAnsi="Consolas"/>
+          <w:sz w:val="18"/>
+          <w:szCs w:val="18"/>
+        </w:rPr>
+        <w:t xml:space="preserve">onDelete: Cascade</w:t>
+      </w:r>
+      <w:r>
+        <w:t xml:space="preserve"> — deleting an Order deletes its items. Items have no meaning without their parent.</w:t>
+      </w:r>
+    </w:p>
+    <w:p>
+      <w:pPr>
+        <w:pStyle w:val="Heading2"/>
+      </w:pPr>
+      <w:r>
+        <w:t xml:space="preserve">13. Server-Side Price Authority</w:t>
+      </w:r>
+    </w:p>
+    <w:p>
+      <w:pPr>
+        <w:pStyle w:val="Heading3"/>
+      </w:pPr>
+      <w:r>
+        <w:t xml:space="preserve">13.1 Never Trust Client Prices</w:t>
+      </w:r>
+    </w:p>
+    <w:p>
+      <w:pPr>
+        <w:spacing w:after="120"/>
+      </w:pPr>
+      <w:r>
+        <w:t xml:space="preserve">Single most important security property of a checkout endpoint: THE SERVER COMPUTES THE TOTAL. The client sends only { productId, size, quantity }. No price, no name.</w:t>
+      </w:r>
+    </w:p>
+    <w:p>
+      <w:pPr>
+        <w:spacing w:after="120"/>
+      </w:pPr>
+      <w:r>
+        <w:t xml:space="preserve">If the client can send price, an attacker pays Rp 1 for a Rp 1,500,000 jacket. This isn't theoretical — it's the most common e-commerce vulnerability.</w:t>
+      </w:r>
+    </w:p>
+    <w:p>
+      <w:pPr>
+        <w:pStyle w:val="Heading3"/>
+      </w:pPr>
+      <w:r>
+        <w:t xml:space="preserve">13.2 The Re-Fetch Pattern</w:t>
+      </w:r>
+    </w:p>
+    <w:p>
+      <w:pPr>
+        <w:shd w:fill="F4F4F4" w:val="clear"/>
+        <w:spacing w:after="80" w:before="80"/>
+      </w:pPr>
+      <w:r>
+        <w:rPr>
+          <w:rFonts w:ascii="Consolas" w:cs="Consolas" w:eastAsia="Consolas" w:hAnsi="Consolas"/>
+          <w:sz w:val="18"/>
+          <w:szCs w:val="18"/>
+        </w:rPr>
+        <w:t xml:space="preserve">// Inside createOrder(userId, items):</w:t>
+      </w:r>
+    </w:p>
+    <w:p>
+      <w:pPr>
+        <w:shd w:fill="F4F4F4" w:val="clear"/>
+        <w:spacing w:after="80" w:before="80"/>
+      </w:pPr>
+      <w:r>
+        <w:rPr>
+          <w:rFonts w:ascii="Consolas" w:cs="Consolas" w:eastAsia="Consolas" w:hAnsi="Consolas"/>
+          <w:sz w:val="18"/>
+          <w:szCs w:val="18"/>
+        </w:rPr>
+        <w:t xml:space="preserve">const productIds = items.map(i =&gt; i.productId);</w:t>
+      </w:r>
+    </w:p>
+    <w:p>
+      <w:pPr>
+        <w:shd w:fill="F4F4F4" w:val="clear"/>
+        <w:spacing w:after="80" w:before="80"/>
+      </w:pPr>
+      <w:r>
+        <w:rPr>
+          <w:rFonts w:ascii="Consolas" w:cs="Consolas" w:eastAsia="Consolas" w:hAnsi="Consolas"/>
+          <w:sz w:val="18"/>
+          <w:szCs w:val="18"/>
+        </w:rPr>
+        <w:t xml:space="preserve">const products = await prisma.product.findMany({</w:t>
+      </w:r>
+    </w:p>
+    <w:p>
+      <w:pPr>
+        <w:shd w:fill="F4F4F4" w:val="clear"/>
+        <w:spacing w:after="80" w:before="80"/>
+      </w:pPr>
+      <w:r>
+        <w:rPr>
+          <w:rFonts w:ascii="Consolas" w:cs="Consolas" w:eastAsia="Consolas" w:hAnsi="Consolas"/>
+          <w:sz w:val="18"/>
+          <w:szCs w:val="18"/>
+        </w:rPr>
+        <w:t xml:space="preserve">  where: { id: { in: productIds } },  // ONE query for N products</w:t>
+      </w:r>
+    </w:p>
+    <w:p>
+      <w:pPr>
+        <w:shd w:fill="F4F4F4" w:val="clear"/>
+        <w:spacing w:after="80" w:before="80"/>
+      </w:pPr>
+      <w:r>
+        <w:rPr>
+          <w:rFonts w:ascii="Consolas" w:cs="Consolas" w:eastAsia="Consolas" w:hAnsi="Consolas"/>
+          <w:sz w:val="18"/>
+          <w:szCs w:val="18"/>
+        </w:rPr>
+        <w:t xml:space="preserve">});</w:t>
+      </w:r>
+    </w:p>
+    <w:p>
+      <w:pPr>
+        <w:shd w:fill="F4F4F4" w:val="clear"/>
+        <w:spacing w:after="80" w:before="80"/>
+      </w:pPr>
+      <w:r>
+        <w:rPr>
+          <w:rFonts w:ascii="Consolas" w:cs="Consolas" w:eastAsia="Consolas" w:hAnsi="Consolas"/>
+          <w:sz w:val="18"/>
+          <w:szCs w:val="18"/>
+        </w:rPr>
+        <w:t xml:space="preserve">const productMap = new Map(products.map(p =&gt; [p.id, p]));</w:t>
+      </w:r>
+    </w:p>
+    <w:p>
+      <w:pPr>
+        <w:shd w:fill="F4F4F4" w:val="clear"/>
+        <w:spacing w:after="80" w:before="80"/>
+      </w:pPr>
+      <w:r>
+        <w:rPr>
+          <w:rFonts w:ascii="Consolas" w:cs="Consolas" w:eastAsia="Consolas" w:hAnsi="Consolas"/>
+          <w:sz w:val="18"/>
+          <w:szCs w:val="18"/>
+        </w:rPr>
+        <w:t xml:space="preserve"/>
+      </w:r>
+    </w:p>
+    <w:p>
+      <w:pPr>
+        <w:shd w:fill="F4F4F4" w:val="clear"/>
+        <w:spacing w:after="80" w:before="80"/>
+      </w:pPr>
+      <w:r>
+        <w:rPr>
+          <w:rFonts w:ascii="Consolas" w:cs="Consolas" w:eastAsia="Consolas" w:hAnsi="Consolas"/>
+          <w:sz w:val="18"/>
+          <w:szCs w:val="18"/>
+        </w:rPr>
+        <w:t xml:space="preserve">for (const item of items) {</w:t>
+      </w:r>
+    </w:p>
+    <w:p>
+      <w:pPr>
+        <w:shd w:fill="F4F4F4" w:val="clear"/>
+        <w:spacing w:after="80" w:before="80"/>
+      </w:pPr>
+      <w:r>
+        <w:rPr>
+          <w:rFonts w:ascii="Consolas" w:cs="Consolas" w:eastAsia="Consolas" w:hAnsi="Consolas"/>
+          <w:sz w:val="18"/>
+          <w:szCs w:val="18"/>
+        </w:rPr>
+        <w:t xml:space="preserve">  const product = productMap.get(item.productId);</w:t>
+      </w:r>
+    </w:p>
+    <w:p>
+      <w:pPr>
+        <w:shd w:fill="F4F4F4" w:val="clear"/>
+        <w:spacing w:after="80" w:before="80"/>
+      </w:pPr>
+      <w:r>
+        <w:rPr>
+          <w:rFonts w:ascii="Consolas" w:cs="Consolas" w:eastAsia="Consolas" w:hAnsi="Consolas"/>
+          <w:sz w:val="18"/>
+          <w:szCs w:val="18"/>
+        </w:rPr>
+        <w:t xml:space="preserve">  if (!product) return { ok: false, error: 'Not found' };</w:t>
+      </w:r>
+    </w:p>
+    <w:p>
+      <w:pPr>
+        <w:shd w:fill="F4F4F4" w:val="clear"/>
+        <w:spacing w:after="80" w:before="80"/>
+      </w:pPr>
+      <w:r>
+        <w:rPr>
+          <w:rFonts w:ascii="Consolas" w:cs="Consolas" w:eastAsia="Consolas" w:hAnsi="Consolas"/>
+          <w:sz w:val="18"/>
+          <w:szCs w:val="18"/>
+        </w:rPr>
+        <w:t xml:space="preserve">  if (!product.sizes.includes(item.size)) return { ok: false, error: 'Bad size' };</w:t>
+      </w:r>
+    </w:p>
+    <w:p>
+      <w:pPr>
+        <w:shd w:fill="F4F4F4" w:val="clear"/>
+        <w:spacing w:after="80" w:before="80"/>
+      </w:pPr>
+      <w:r>
+        <w:rPr>
+          <w:rFonts w:ascii="Consolas" w:cs="Consolas" w:eastAsia="Consolas" w:hAnsi="Consolas"/>
+          <w:sz w:val="18"/>
+          <w:szCs w:val="18"/>
+        </w:rPr>
+        <w:t xml:space="preserve">  const { unitPrice, lineTotal } = calculateLinePrice(product, item.quantity);</w:t>
+      </w:r>
+    </w:p>
+    <w:p>
+      <w:pPr>
+        <w:shd w:fill="F4F4F4" w:val="clear"/>
+        <w:spacing w:after="80" w:before="80"/>
+      </w:pPr>
+      <w:r>
+        <w:rPr>
+          <w:rFonts w:ascii="Consolas" w:cs="Consolas" w:eastAsia="Consolas" w:hAnsi="Consolas"/>
+          <w:sz w:val="18"/>
+          <w:szCs w:val="18"/>
+        </w:rPr>
+        <w:t xml:space="preserve">  // snapshot fields built from product (DB), never from input</w:t>
+      </w:r>
+    </w:p>
+    <w:p>
+      <w:pPr>
+        <w:shd w:fill="F4F4F4" w:val="clear"/>
+        <w:spacing w:after="80" w:before="80"/>
+      </w:pPr>
+      <w:r>
+        <w:rPr>
+          <w:rFonts w:ascii="Consolas" w:cs="Consolas" w:eastAsia="Consolas" w:hAnsi="Consolas"/>
+          <w:sz w:val="18"/>
+          <w:szCs w:val="18"/>
+        </w:rPr>
+        <w:t xml:space="preserve">}</w:t>
+      </w:r>
+    </w:p>
+    <w:p>
+      <w:pPr>
+        <w:pStyle w:val="Heading3"/>
+      </w:pPr>
+      <w:r>
+        <w:t xml:space="preserve">13.3 Single Source of Truth for Pricing</w:t>
+      </w:r>
+    </w:p>
+    <w:p>
+      <w:pPr>
+        <w:spacing w:after="120"/>
+      </w:pPr>
+      <w:r>
+        <w:t xml:space="preserve">The pricing service (lib/services/pricing.ts) is the ONLY place line prices are computed. Called from orders.ts, future invoice generation, future payment intent calculation.</w:t>
+      </w:r>
+    </w:p>
+    <w:p>
+      <w:pPr>
+        <w:spacing w:after="120"/>
+      </w:pPr>
+      <w:r>
+        <w:t xml:space="preserve">The client's resolveDisplayPrice from data/promotion.ts is for DISPLAY ONLY. It must never produce a different number than the server — but if they ever diverge, the server wins.</w:t>
+      </w:r>
+    </w:p>
+    <w:p>
+      <w:pPr>
+        <w:pStyle w:val="Heading2"/>
+      </w:pPr>
+      <w:r>
+        <w:t xml:space="preserve">14. Auth-Guarded Routes</w:t>
+      </w:r>
+    </w:p>
+    <w:p>
+      <w:pPr>
+        <w:pStyle w:val="Heading3"/>
+      </w:pPr>
+      <w:r>
+        <w:t xml:space="preserve">14.1 The Pattern (Inline First, Extract on the Third Time)</w:t>
+      </w:r>
+    </w:p>
+    <w:p>
+      <w:pPr>
+        <w:shd w:fill="F4F4F4" w:val="clear"/>
+        <w:spacing w:after="80" w:before="80"/>
+      </w:pPr>
+      <w:r>
+        <w:rPr>
+          <w:rFonts w:ascii="Consolas" w:cs="Consolas" w:eastAsia="Consolas" w:hAnsi="Consolas"/>
+          <w:sz w:val="18"/>
+          <w:szCs w:val="18"/>
+        </w:rPr>
+        <w:t xml:space="preserve">const session = await getSession();</w:t>
+      </w:r>
+    </w:p>
+    <w:p>
+      <w:pPr>
+        <w:shd w:fill="F4F4F4" w:val="clear"/>
+        <w:spacing w:after="80" w:before="80"/>
+      </w:pPr>
+      <w:r>
+        <w:rPr>
+          <w:rFonts w:ascii="Consolas" w:cs="Consolas" w:eastAsia="Consolas" w:hAnsi="Consolas"/>
+          <w:sz w:val="18"/>
+          <w:szCs w:val="18"/>
+        </w:rPr>
+        <w:t xml:space="preserve">if (!session) {</w:t>
+      </w:r>
+    </w:p>
+    <w:p>
+      <w:pPr>
+        <w:shd w:fill="F4F4F4" w:val="clear"/>
+        <w:spacing w:after="80" w:before="80"/>
+      </w:pPr>
+      <w:r>
+        <w:rPr>
+          <w:rFonts w:ascii="Consolas" w:cs="Consolas" w:eastAsia="Consolas" w:hAnsi="Consolas"/>
+          <w:sz w:val="18"/>
+          <w:szCs w:val="18"/>
+        </w:rPr>
+        <w:t xml:space="preserve">  return Response.json(</w:t>
+      </w:r>
+    </w:p>
+    <w:p>
+      <w:pPr>
+        <w:shd w:fill="F4F4F4" w:val="clear"/>
+        <w:spacing w:after="80" w:before="80"/>
+      </w:pPr>
+      <w:r>
+        <w:rPr>
+          <w:rFonts w:ascii="Consolas" w:cs="Consolas" w:eastAsia="Consolas" w:hAnsi="Consolas"/>
+          <w:sz w:val="18"/>
+          <w:szCs w:val="18"/>
+        </w:rPr>
+        <w:t xml:space="preserve">    { error: 'Anda harus masuk' },</w:t>
+      </w:r>
+    </w:p>
+    <w:p>
+      <w:pPr>
+        <w:shd w:fill="F4F4F4" w:val="clear"/>
+        <w:spacing w:after="80" w:before="80"/>
+      </w:pPr>
+      <w:r>
+        <w:rPr>
+          <w:rFonts w:ascii="Consolas" w:cs="Consolas" w:eastAsia="Consolas" w:hAnsi="Consolas"/>
+          <w:sz w:val="18"/>
+          <w:szCs w:val="18"/>
+        </w:rPr>
+        <w:t xml:space="preserve">    { status: 401 }</w:t>
+      </w:r>
+    </w:p>
+    <w:p>
+      <w:pPr>
+        <w:shd w:fill="F4F4F4" w:val="clear"/>
+        <w:spacing w:after="80" w:before="80"/>
+      </w:pPr>
+      <w:r>
+        <w:rPr>
+          <w:rFonts w:ascii="Consolas" w:cs="Consolas" w:eastAsia="Consolas" w:hAnsi="Consolas"/>
+          <w:sz w:val="18"/>
+          <w:szCs w:val="18"/>
+        </w:rPr>
+        <w:t xml:space="preserve">  );</w:t>
+      </w:r>
+    </w:p>
+    <w:p>
+      <w:pPr>
+        <w:shd w:fill="F4F4F4" w:val="clear"/>
+        <w:spacing w:after="80" w:before="80"/>
+      </w:pPr>
+      <w:r>
+        <w:rPr>
+          <w:rFonts w:ascii="Consolas" w:cs="Consolas" w:eastAsia="Consolas" w:hAnsi="Consolas"/>
+          <w:sz w:val="18"/>
+          <w:szCs w:val="18"/>
+        </w:rPr>
+        <w:t xml:space="preserve">}</w:t>
+      </w:r>
+    </w:p>
+    <w:p>
+      <w:pPr>
+        <w:shd w:fill="F4F4F4" w:val="clear"/>
+        <w:spacing w:after="80" w:before="80"/>
+      </w:pPr>
+      <w:r>
+        <w:rPr>
+          <w:rFonts w:ascii="Consolas" w:cs="Consolas" w:eastAsia="Consolas" w:hAnsi="Consolas"/>
+          <w:sz w:val="18"/>
+          <w:szCs w:val="18"/>
+        </w:rPr>
+        <w:t xml:space="preserve">// session.user.id is now safe to use</w:t>
+      </w:r>
+    </w:p>
+    <w:p>
+      <w:pPr>
+        <w:spacing w:after="120"/>
+      </w:pPr>
+      <w:r>
+        <w:t xml:space="preserve">When you have 3+ protected routes using this exact block, extract `requireSession()`. **Rule of three**: don't extract until the pattern has repeated three times. Premature abstraction creates wrong abstractions.</w:t>
+      </w:r>
+    </w:p>
+    <w:p>
+      <w:pPr>
+        <w:pStyle w:val="Heading3"/>
+      </w:pPr>
+      <w:r>
+        <w:t xml:space="preserve">14.2 Why Auth Lives in Transport, Not Service</w:t>
+      </w:r>
+    </w:p>
+    <w:p>
+      <w:pPr>
+        <w:spacing w:after="120"/>
+      </w:pPr>
+      <w:r>
+        <w:t xml:space="preserve">The service doesn't know about HTTP. It doesn't check auth — it trusts the route handler to only call it with a valid userId. This keeps the service callable from any context (CLI, test harness, scheduled jobs).</w:t>
+      </w:r>
+    </w:p>
+    <w:p>
+      <w:pPr>
+        <w:pStyle w:val="Heading2"/>
+      </w:pPr>
+      <w:r>
+        <w:t xml:space="preserve">15. Common Mistakes (Phase 4)</w:t>
+      </w:r>
+    </w:p>
+    <w:p>
+      <w:pPr>
+        <w:pStyle w:val="Heading3"/>
+      </w:pPr>
+      <w:r>
+        <w:t xml:space="preserve">15.1 Confusing close action with submit action</w:t>
+      </w:r>
+    </w:p>
+    <w:p>
+      <w:pPr>
+        <w:spacing w:after="120"/>
+      </w:pPr>
+      <w:r>
+        <w:t xml:space="preserve">CartDrawer has TWO actions: closeBasket() (backdrop, X, Escape) and handleCheckout() (submit button). Mixing them produces bad UX — clicking outside the drawer creates an order. Map each onClick deliberately.</w:t>
+      </w:r>
+    </w:p>
+    <w:p>
+      <w:pPr>
+        <w:pStyle w:val="Heading3"/>
+      </w:pPr>
+      <w:r>
+        <w:t xml:space="preserve">15.2 Recursion in success path</w:t>
+      </w:r>
+    </w:p>
+    <w:p>
+      <w:pPr>
+        <w:spacing w:after="120"/>
+      </w:pPr>
+      <w:r>
+        <w:t xml:space="preserve">Calling handleCheckout() instead of closeBasket() after a successful POST creates an infinite loop. When renaming, audit every call site.</w:t>
+      </w:r>
+    </w:p>
+    <w:p>
+      <w:pPr>
+        <w:pStyle w:val="Heading3"/>
+      </w:pPr>
+      <w:r>
+        <w:t xml:space="preserve">15.3 Clearing basket before navigation</w:t>
+      </w:r>
+    </w:p>
+    <w:p>
+      <w:pPr>
+        <w:spacing w:after="120"/>
+      </w:pPr>
+      <w:r>
+        <w:t xml:space="preserve">If clear runs before router.push and navigation fails, user has no cart AND no order. Order: closeBasket() → router.push() → clear().</w:t>
+      </w:r>
+    </w:p>
+    <w:p>
+      <w:pPr>
+        <w:pStyle w:val="Heading3"/>
+      </w:pPr>
+      <w:r>
+        <w:t xml:space="preserve">15.4 N database queries instead of one</w:t>
+      </w:r>
+    </w:p>
+    <w:p>
+      <w:pPr>
+        <w:spacing w:after="120"/>
+      </w:pPr>
+      <w:r>
+        <w:t xml:space="preserve">Looping `await prisma.product.findUnique` is O(N) network roundtrips. Use findMany({ where: { id: { in: ids } } }).</w:t>
+      </w:r>
+    </w:p>
+    <w:p>
+      <w:pPr>
+        <w:pStyle w:val="Heading3"/>
+      </w:pPr>
+      <w:r>
+        <w:t xml:space="preserve">15.5 Trusting client price</w:t>
+      </w:r>
+    </w:p>
+    <w:p>
+      <w:pPr>
+        <w:spacing w:after="120"/>
+      </w:pPr>
+      <w:r>
+        <w:t xml:space="preserve">If your endpoint accepts `price` from the client, you have a critical security bug. Server re-fetches.</w:t>
+      </w:r>
+    </w:p>
+    <w:p>
+      <w:pPr>
+        <w:pStyle w:val="Heading3"/>
+      </w:pPr>
+      <w:r>
+        <w:t xml:space="preserve">15.6 Storing money as Float</w:t>
+      </w:r>
+    </w:p>
+    <w:p>
+      <w:pPr>
+        <w:spacing w:after="120"/>
+      </w:pPr>
+      <w:r>
+        <w:t xml:space="preserve">Never. Money is Int (cents for USD; whole rupiah for IDR). Float arithmetic compounds errors.</w:t>
+      </w:r>
+    </w:p>
+    <w:p>
+      <w:pPr>
+        <w:pStyle w:val="Heading3"/>
+      </w:pPr>
+      <w:r>
+        <w:t xml:space="preserve">15.7 Transactions spanning validation</w:t>
+      </w:r>
+    </w:p>
+    <w:p>
+      <w:pPr>
+        <w:spacing w:after="120"/>
+      </w:pPr>
+      <w:r>
+        <w:t xml:space="preserve">The longer $transaction holds open, the longer row locks last. Validate BEFORE entering the transaction; persist only inside.</w:t>
+      </w:r>
+    </w:p>
+    <w:p>
+      <w:pPr>
+        <w:pStyle w:val="Heading3"/>
+      </w:pPr>
+      <w:r>
+        <w:t xml:space="preserve">15.8 Skipping snapshot fields</w:t>
+      </w:r>
+    </w:p>
+    <w:p>
+      <w:pPr>
+        <w:spacing w:after="120"/>
+      </w:pPr>
+      <w:r>
+        <w:t xml:space="preserve">Storing just productId 'to save space' silently corrupts orders when a product changes. Snapshot.</w:t>
+      </w:r>
+    </w:p>
+    <w:p>
+      <w:pPr>
+        <w:pStyle w:val="Heading2"/>
+      </w:pPr>
+      <w:r>
+        <w:t xml:space="preserve">16. Phase 4 Pattern Library Additions</w:t>
+      </w:r>
+    </w:p>
+    <w:p>
+      <w:pPr>
+        <w:pStyle w:val="Heading3"/>
+      </w:pPr>
+      <w:r>
+        <w:t xml:space="preserve">16.1 Auth-Guarded Route Handler Skeleton</w:t>
+      </w:r>
+    </w:p>
+    <w:p>
+      <w:pPr>
+        <w:shd w:fill="F4F4F4" w:val="clear"/>
+        <w:spacing w:after="80" w:before="80"/>
+      </w:pPr>
+      <w:r>
+        <w:rPr>
+          <w:rFonts w:ascii="Consolas" w:cs="Consolas" w:eastAsia="Consolas" w:hAnsi="Consolas"/>
+          <w:sz w:val="18"/>
+          <w:szCs w:val="18"/>
+        </w:rPr>
+        <w:t xml:space="preserve">export async function POST(request: NextRequest) {</w:t>
+      </w:r>
+    </w:p>
+    <w:p>
+      <w:pPr>
+        <w:shd w:fill="F4F4F4" w:val="clear"/>
+        <w:spacing w:after="80" w:before="80"/>
+      </w:pPr>
+      <w:r>
+        <w:rPr>
+          <w:rFonts w:ascii="Consolas" w:cs="Consolas" w:eastAsia="Consolas" w:hAnsi="Consolas"/>
+          <w:sz w:val="18"/>
+          <w:szCs w:val="18"/>
+        </w:rPr>
+        <w:t xml:space="preserve">  const session = await getSession();</w:t>
+      </w:r>
+    </w:p>
+    <w:p>
+      <w:pPr>
+        <w:shd w:fill="F4F4F4" w:val="clear"/>
+        <w:spacing w:after="80" w:before="80"/>
+      </w:pPr>
+      <w:r>
+        <w:rPr>
+          <w:rFonts w:ascii="Consolas" w:cs="Consolas" w:eastAsia="Consolas" w:hAnsi="Consolas"/>
+          <w:sz w:val="18"/>
+          <w:szCs w:val="18"/>
+        </w:rPr>
+        <w:t xml:space="preserve">  if (!session) {</w:t>
+      </w:r>
+    </w:p>
+    <w:p>
+      <w:pPr>
+        <w:shd w:fill="F4F4F4" w:val="clear"/>
+        <w:spacing w:after="80" w:before="80"/>
+      </w:pPr>
+      <w:r>
+        <w:rPr>
+          <w:rFonts w:ascii="Consolas" w:cs="Consolas" w:eastAsia="Consolas" w:hAnsi="Consolas"/>
+          <w:sz w:val="18"/>
+          <w:szCs w:val="18"/>
+        </w:rPr>
+        <w:t xml:space="preserve">    return Response.json({ error: 'Unauthorized' }, { status: 401 });</w:t>
+      </w:r>
+    </w:p>
+    <w:p>
+      <w:pPr>
+        <w:shd w:fill="F4F4F4" w:val="clear"/>
+        <w:spacing w:after="80" w:before="80"/>
+      </w:pPr>
+      <w:r>
+        <w:rPr>
+          <w:rFonts w:ascii="Consolas" w:cs="Consolas" w:eastAsia="Consolas" w:hAnsi="Consolas"/>
+          <w:sz w:val="18"/>
+          <w:szCs w:val="18"/>
+        </w:rPr>
+        <w:t xml:space="preserve">  }</w:t>
+      </w:r>
+    </w:p>
+    <w:p>
+      <w:pPr>
+        <w:shd w:fill="F4F4F4" w:val="clear"/>
+        <w:spacing w:after="80" w:before="80"/>
+      </w:pPr>
+      <w:r>
+        <w:rPr>
+          <w:rFonts w:ascii="Consolas" w:cs="Consolas" w:eastAsia="Consolas" w:hAnsi="Consolas"/>
+          <w:sz w:val="18"/>
+          <w:szCs w:val="18"/>
+        </w:rPr>
+        <w:t xml:space="preserve"/>
+      </w:r>
+    </w:p>
+    <w:p>
+      <w:pPr>
+        <w:shd w:fill="F4F4F4" w:val="clear"/>
+        <w:spacing w:after="80" w:before="80"/>
+      </w:pPr>
+      <w:r>
+        <w:rPr>
+          <w:rFonts w:ascii="Consolas" w:cs="Consolas" w:eastAsia="Consolas" w:hAnsi="Consolas"/>
+          <w:sz w:val="18"/>
+          <w:szCs w:val="18"/>
+        </w:rPr>
+        <w:t xml:space="preserve">  let body: unknown;</w:t>
+      </w:r>
+    </w:p>
+    <w:p>
+      <w:pPr>
+        <w:shd w:fill="F4F4F4" w:val="clear"/>
+        <w:spacing w:after="80" w:before="80"/>
+      </w:pPr>
+      <w:r>
+        <w:rPr>
+          <w:rFonts w:ascii="Consolas" w:cs="Consolas" w:eastAsia="Consolas" w:hAnsi="Consolas"/>
+          <w:sz w:val="18"/>
+          <w:szCs w:val="18"/>
+        </w:rPr>
+        <w:t xml:space="preserve">  try { body = await request.json(); }</w:t>
+      </w:r>
+    </w:p>
+    <w:p>
+      <w:pPr>
+        <w:shd w:fill="F4F4F4" w:val="clear"/>
+        <w:spacing w:after="80" w:before="80"/>
+      </w:pPr>
+      <w:r>
+        <w:rPr>
+          <w:rFonts w:ascii="Consolas" w:cs="Consolas" w:eastAsia="Consolas" w:hAnsi="Consolas"/>
+          <w:sz w:val="18"/>
+          <w:szCs w:val="18"/>
+        </w:rPr>
+        <w:t xml:space="preserve">  catch { return Response.json({ error: 'Bad body' }, { status: 400 }); }</w:t>
+      </w:r>
+    </w:p>
+    <w:p>
+      <w:pPr>
+        <w:shd w:fill="F4F4F4" w:val="clear"/>
+        <w:spacing w:after="80" w:before="80"/>
+      </w:pPr>
+      <w:r>
+        <w:rPr>
+          <w:rFonts w:ascii="Consolas" w:cs="Consolas" w:eastAsia="Consolas" w:hAnsi="Consolas"/>
+          <w:sz w:val="18"/>
+          <w:szCs w:val="18"/>
+        </w:rPr>
+        <w:t xml:space="preserve"/>
+      </w:r>
+    </w:p>
+    <w:p>
+      <w:pPr>
+        <w:shd w:fill="F4F4F4" w:val="clear"/>
+        <w:spacing w:after="80" w:before="80"/>
+      </w:pPr>
+      <w:r>
+        <w:rPr>
+          <w:rFonts w:ascii="Consolas" w:cs="Consolas" w:eastAsia="Consolas" w:hAnsi="Consolas"/>
+          <w:sz w:val="18"/>
+          <w:szCs w:val="18"/>
+        </w:rPr>
+        <w:t xml:space="preserve">  const parsed = SchemaName.safeParse(body);</w:t>
+      </w:r>
+    </w:p>
+    <w:p>
+      <w:pPr>
+        <w:shd w:fill="F4F4F4" w:val="clear"/>
+        <w:spacing w:after="80" w:before="80"/>
+      </w:pPr>
+      <w:r>
+        <w:rPr>
+          <w:rFonts w:ascii="Consolas" w:cs="Consolas" w:eastAsia="Consolas" w:hAnsi="Consolas"/>
+          <w:sz w:val="18"/>
+          <w:szCs w:val="18"/>
+        </w:rPr>
+        <w:t xml:space="preserve">  if (!parsed.success) {</w:t>
+      </w:r>
+    </w:p>
+    <w:p>
+      <w:pPr>
+        <w:shd w:fill="F4F4F4" w:val="clear"/>
+        <w:spacing w:after="80" w:before="80"/>
+      </w:pPr>
+      <w:r>
+        <w:rPr>
+          <w:rFonts w:ascii="Consolas" w:cs="Consolas" w:eastAsia="Consolas" w:hAnsi="Consolas"/>
+          <w:sz w:val="18"/>
+          <w:szCs w:val="18"/>
+        </w:rPr>
+        <w:t xml:space="preserve">    return Response.json({ error: parsed.error.flatten() }, { status: 400 });</w:t>
+      </w:r>
+    </w:p>
+    <w:p>
+      <w:pPr>
+        <w:shd w:fill="F4F4F4" w:val="clear"/>
+        <w:spacing w:after="80" w:before="80"/>
+      </w:pPr>
+      <w:r>
+        <w:rPr>
+          <w:rFonts w:ascii="Consolas" w:cs="Consolas" w:eastAsia="Consolas" w:hAnsi="Consolas"/>
+          <w:sz w:val="18"/>
+          <w:szCs w:val="18"/>
+        </w:rPr>
+        <w:t xml:space="preserve">  }</w:t>
+      </w:r>
+    </w:p>
+    <w:p>
+      <w:pPr>
+        <w:shd w:fill="F4F4F4" w:val="clear"/>
+        <w:spacing w:after="80" w:before="80"/>
+      </w:pPr>
+      <w:r>
+        <w:rPr>
+          <w:rFonts w:ascii="Consolas" w:cs="Consolas" w:eastAsia="Consolas" w:hAnsi="Consolas"/>
+          <w:sz w:val="18"/>
+          <w:szCs w:val="18"/>
+        </w:rPr>
+        <w:t xml:space="preserve"/>
+      </w:r>
+    </w:p>
+    <w:p>
+      <w:pPr>
+        <w:shd w:fill="F4F4F4" w:val="clear"/>
+        <w:spacing w:after="80" w:before="80"/>
+      </w:pPr>
+      <w:r>
+        <w:rPr>
+          <w:rFonts w:ascii="Consolas" w:cs="Consolas" w:eastAsia="Consolas" w:hAnsi="Consolas"/>
+          <w:sz w:val="18"/>
+          <w:szCs w:val="18"/>
+        </w:rPr>
+        <w:t xml:space="preserve">  const result = await someService(session.user.id, parsed.data);</w:t>
+      </w:r>
+    </w:p>
+    <w:p>
+      <w:pPr>
+        <w:shd w:fill="F4F4F4" w:val="clear"/>
+        <w:spacing w:after="80" w:before="80"/>
+      </w:pPr>
+      <w:r>
+        <w:rPr>
+          <w:rFonts w:ascii="Consolas" w:cs="Consolas" w:eastAsia="Consolas" w:hAnsi="Consolas"/>
+          <w:sz w:val="18"/>
+          <w:szCs w:val="18"/>
+        </w:rPr>
+        <w:t xml:space="preserve">  if (!result.ok) {</w:t>
+      </w:r>
+    </w:p>
+    <w:p>
+      <w:pPr>
+        <w:shd w:fill="F4F4F4" w:val="clear"/>
+        <w:spacing w:after="80" w:before="80"/>
+      </w:pPr>
+      <w:r>
+        <w:rPr>
+          <w:rFonts w:ascii="Consolas" w:cs="Consolas" w:eastAsia="Consolas" w:hAnsi="Consolas"/>
+          <w:sz w:val="18"/>
+          <w:szCs w:val="18"/>
+        </w:rPr>
+        <w:t xml:space="preserve">    return Response.json({ error: result.error }, { status: 400 });</w:t>
+      </w:r>
+    </w:p>
+    <w:p>
+      <w:pPr>
+        <w:shd w:fill="F4F4F4" w:val="clear"/>
+        <w:spacing w:after="80" w:before="80"/>
+      </w:pPr>
+      <w:r>
+        <w:rPr>
+          <w:rFonts w:ascii="Consolas" w:cs="Consolas" w:eastAsia="Consolas" w:hAnsi="Consolas"/>
+          <w:sz w:val="18"/>
+          <w:szCs w:val="18"/>
+        </w:rPr>
+        <w:t xml:space="preserve">  }</w:t>
+      </w:r>
+    </w:p>
+    <w:p>
+      <w:pPr>
+        <w:shd w:fill="F4F4F4" w:val="clear"/>
+        <w:spacing w:after="80" w:before="80"/>
+      </w:pPr>
+      <w:r>
+        <w:rPr>
+          <w:rFonts w:ascii="Consolas" w:cs="Consolas" w:eastAsia="Consolas" w:hAnsi="Consolas"/>
+          <w:sz w:val="18"/>
+          <w:szCs w:val="18"/>
+        </w:rPr>
+        <w:t xml:space="preserve"/>
+      </w:r>
+    </w:p>
+    <w:p>
+      <w:pPr>
+        <w:shd w:fill="F4F4F4" w:val="clear"/>
+        <w:spacing w:after="80" w:before="80"/>
+      </w:pPr>
+      <w:r>
+        <w:rPr>
+          <w:rFonts w:ascii="Consolas" w:cs="Consolas" w:eastAsia="Consolas" w:hAnsi="Consolas"/>
+          <w:sz w:val="18"/>
+          <w:szCs w:val="18"/>
+        </w:rPr>
+        <w:t xml:space="preserve">  return Response.json({ data: result.data }, { status: 201 });</w:t>
+      </w:r>
+    </w:p>
+    <w:p>
+      <w:pPr>
+        <w:shd w:fill="F4F4F4" w:val="clear"/>
+        <w:spacing w:after="80" w:before="80"/>
+      </w:pPr>
+      <w:r>
+        <w:rPr>
+          <w:rFonts w:ascii="Consolas" w:cs="Consolas" w:eastAsia="Consolas" w:hAnsi="Consolas"/>
+          <w:sz w:val="18"/>
+          <w:szCs w:val="18"/>
+        </w:rPr>
+        <w:t xml:space="preserve">}</w:t>
+      </w:r>
+    </w:p>
+    <w:p>
+      <w:pPr>
+        <w:pStyle w:val="Heading3"/>
+      </w:pPr>
+      <w:r>
+        <w:t xml:space="preserve">16.2 Server-Side Batched Product Fetch</w:t>
+      </w:r>
+    </w:p>
+    <w:p>
+      <w:pPr>
+        <w:shd w:fill="F4F4F4" w:val="clear"/>
+        <w:spacing w:after="80" w:before="80"/>
+      </w:pPr>
+      <w:r>
+        <w:rPr>
+          <w:rFonts w:ascii="Consolas" w:cs="Consolas" w:eastAsia="Consolas" w:hAnsi="Consolas"/>
+          <w:sz w:val="18"/>
+          <w:szCs w:val="18"/>
+        </w:rPr>
+        <w:t xml:space="preserve">const productIds = items.map(i =&gt; i.productId);</w:t>
+      </w:r>
+    </w:p>
+    <w:p>
+      <w:pPr>
+        <w:shd w:fill="F4F4F4" w:val="clear"/>
+        <w:spacing w:after="80" w:before="80"/>
+      </w:pPr>
+      <w:r>
+        <w:rPr>
+          <w:rFonts w:ascii="Consolas" w:cs="Consolas" w:eastAsia="Consolas" w:hAnsi="Consolas"/>
+          <w:sz w:val="18"/>
+          <w:szCs w:val="18"/>
+        </w:rPr>
+        <w:t xml:space="preserve">const products = await prisma.product.findMany({</w:t>
+      </w:r>
+    </w:p>
+    <w:p>
+      <w:pPr>
+        <w:shd w:fill="F4F4F4" w:val="clear"/>
+        <w:spacing w:after="80" w:before="80"/>
+      </w:pPr>
+      <w:r>
+        <w:rPr>
+          <w:rFonts w:ascii="Consolas" w:cs="Consolas" w:eastAsia="Consolas" w:hAnsi="Consolas"/>
+          <w:sz w:val="18"/>
+          <w:szCs w:val="18"/>
+        </w:rPr>
+        <w:t xml:space="preserve">  where: { id: { in: productIds } },</w:t>
+      </w:r>
+    </w:p>
+    <w:p>
+      <w:pPr>
+        <w:shd w:fill="F4F4F4" w:val="clear"/>
+        <w:spacing w:after="80" w:before="80"/>
+      </w:pPr>
+      <w:r>
+        <w:rPr>
+          <w:rFonts w:ascii="Consolas" w:cs="Consolas" w:eastAsia="Consolas" w:hAnsi="Consolas"/>
+          <w:sz w:val="18"/>
+          <w:szCs w:val="18"/>
+        </w:rPr>
+        <w:t xml:space="preserve">});</w:t>
+      </w:r>
+    </w:p>
+    <w:p>
+      <w:pPr>
+        <w:shd w:fill="F4F4F4" w:val="clear"/>
+        <w:spacing w:after="80" w:before="80"/>
+      </w:pPr>
+      <w:r>
+        <w:rPr>
+          <w:rFonts w:ascii="Consolas" w:cs="Consolas" w:eastAsia="Consolas" w:hAnsi="Consolas"/>
+          <w:sz w:val="18"/>
+          <w:szCs w:val="18"/>
+        </w:rPr>
+        <w:t xml:space="preserve">const productMap = new Map(products.map(p =&gt; [p.id, p]));</w:t>
+      </w:r>
+    </w:p>
+    <w:p>
+      <w:pPr>
+        <w:spacing w:after="120"/>
+      </w:pPr>
+      <w:r>
+        <w:t xml:space="preserve">One query, O(N) lookup time afterwards.</w:t>
+      </w:r>
+    </w:p>
+    <w:p>
+      <w:pPr>
+        <w:pStyle w:val="Heading3"/>
+      </w:pPr>
+      <w:r>
+        <w:t xml:space="preserve">16.3 Order-of-Operations on Async Success</w:t>
+      </w:r>
+    </w:p>
+    <w:p>
+      <w:pPr>
+        <w:shd w:fill="F4F4F4" w:val="clear"/>
+        <w:spacing w:after="80" w:before="80"/>
+      </w:pPr>
+      <w:r>
+        <w:rPr>
+          <w:rFonts w:ascii="Consolas" w:cs="Consolas" w:eastAsia="Consolas" w:hAnsi="Consolas"/>
+          <w:sz w:val="18"/>
+          <w:szCs w:val="18"/>
+        </w:rPr>
+        <w:t xml:space="preserve">// Correct:</w:t>
+      </w:r>
+    </w:p>
+    <w:p>
+      <w:pPr>
+        <w:shd w:fill="F4F4F4" w:val="clear"/>
+        <w:spacing w:after="80" w:before="80"/>
+      </w:pPr>
+      <w:r>
+        <w:rPr>
+          <w:rFonts w:ascii="Consolas" w:cs="Consolas" w:eastAsia="Consolas" w:hAnsi="Consolas"/>
+          <w:sz w:val="18"/>
+          <w:szCs w:val="18"/>
+        </w:rPr>
+        <w:t xml:space="preserve">closeUI();          // 1. UI dismisses</w:t>
+      </w:r>
+    </w:p>
+    <w:p>
+      <w:pPr>
+        <w:shd w:fill="F4F4F4" w:val="clear"/>
+        <w:spacing w:after="80" w:before="80"/>
+      </w:pPr>
+      <w:r>
+        <w:rPr>
+          <w:rFonts w:ascii="Consolas" w:cs="Consolas" w:eastAsia="Consolas" w:hAnsi="Consolas"/>
+          <w:sz w:val="18"/>
+          <w:szCs w:val="18"/>
+        </w:rPr>
+        <w:t xml:space="preserve">router.push(...);   // 2. Navigation triggers</w:t>
+      </w:r>
+    </w:p>
+    <w:p>
+      <w:pPr>
+        <w:shd w:fill="F4F4F4" w:val="clear"/>
+        <w:spacing w:after="80" w:before="80"/>
+      </w:pPr>
+      <w:r>
+        <w:rPr>
+          <w:rFonts w:ascii="Consolas" w:cs="Consolas" w:eastAsia="Consolas" w:hAnsi="Consolas"/>
+          <w:sz w:val="18"/>
+          <w:szCs w:val="18"/>
+        </w:rPr>
+        <w:t xml:space="preserve">clearState();       // 3. State mutation</w:t>
+      </w:r>
+    </w:p>
+    <w:p>
+      <w:pPr>
+        <w:shd w:fill="F4F4F4" w:val="clear"/>
+        <w:spacing w:after="80" w:before="80"/>
+      </w:pPr>
+      <w:r>
+        <w:rPr>
+          <w:rFonts w:ascii="Consolas" w:cs="Consolas" w:eastAsia="Consolas" w:hAnsi="Consolas"/>
+          <w:sz w:val="18"/>
+          <w:szCs w:val="18"/>
+        </w:rPr>
+        <w:t xml:space="preserve"/>
+      </w:r>
+    </w:p>
+    <w:p>
+      <w:pPr>
+        <w:shd w:fill="F4F4F4" w:val="clear"/>
+        <w:spacing w:after="80" w:before="80"/>
+      </w:pPr>
+      <w:r>
+        <w:rPr>
+          <w:rFonts w:ascii="Consolas" w:cs="Consolas" w:eastAsia="Consolas" w:hAnsi="Consolas"/>
+          <w:sz w:val="18"/>
+          <w:szCs w:val="18"/>
+        </w:rPr>
+        <w:t xml:space="preserve">// Wrong:</w:t>
+      </w:r>
+    </w:p>
+    <w:p>
+      <w:pPr>
+        <w:shd w:fill="F4F4F4" w:val="clear"/>
+        <w:spacing w:after="80" w:before="80"/>
+      </w:pPr>
+      <w:r>
+        <w:rPr>
+          <w:rFonts w:ascii="Consolas" w:cs="Consolas" w:eastAsia="Consolas" w:hAnsi="Consolas"/>
+          <w:sz w:val="18"/>
+          <w:szCs w:val="18"/>
+        </w:rPr>
+        <w:t xml:space="preserve">clearState();       // If anything fails after, user is in a bad state</w:t>
+      </w:r>
+    </w:p>
+    <w:p>
+      <w:pPr>
+        <w:shd w:fill="F4F4F4" w:val="clear"/>
+        <w:spacing w:after="80" w:before="80"/>
+      </w:pPr>
+      <w:r>
+        <w:rPr>
+          <w:rFonts w:ascii="Consolas" w:cs="Consolas" w:eastAsia="Consolas" w:hAnsi="Consolas"/>
+          <w:sz w:val="18"/>
+          <w:szCs w:val="18"/>
+        </w:rPr>
+        <w:t xml:space="preserve">router.push(...);</w:t>
+      </w:r>
+    </w:p>
+    <w:p>
+      <w:pPr>
+        <w:pStyle w:val="Heading3"/>
+      </w:pPr>
+      <w:r>
+        <w:t xml:space="preserve">16.4 Snapshot-Aware Order Insertion</w:t>
+      </w:r>
+    </w:p>
+    <w:p>
+      <w:pPr>
+        <w:shd w:fill="F4F4F4" w:val="clear"/>
+        <w:spacing w:after="80" w:before="80"/>
+      </w:pPr>
+      <w:r>
+        <w:rPr>
+          <w:rFonts w:ascii="Consolas" w:cs="Consolas" w:eastAsia="Consolas" w:hAnsi="Consolas"/>
+          <w:sz w:val="18"/>
+          <w:szCs w:val="18"/>
+        </w:rPr>
+        <w:t xml:space="preserve">await prisma.$transaction(async (tx) =&gt; {</w:t>
+      </w:r>
+    </w:p>
+    <w:p>
+      <w:pPr>
+        <w:shd w:fill="F4F4F4" w:val="clear"/>
+        <w:spacing w:after="80" w:before="80"/>
+      </w:pPr>
+      <w:r>
+        <w:rPr>
+          <w:rFonts w:ascii="Consolas" w:cs="Consolas" w:eastAsia="Consolas" w:hAnsi="Consolas"/>
+          <w:sz w:val="18"/>
+          <w:szCs w:val="18"/>
+        </w:rPr>
+        <w:t xml:space="preserve">  const order = await tx.order.create({</w:t>
+      </w:r>
+    </w:p>
+    <w:p>
+      <w:pPr>
+        <w:shd w:fill="F4F4F4" w:val="clear"/>
+        <w:spacing w:after="80" w:before="80"/>
+      </w:pPr>
+      <w:r>
+        <w:rPr>
+          <w:rFonts w:ascii="Consolas" w:cs="Consolas" w:eastAsia="Consolas" w:hAnsi="Consolas"/>
+          <w:sz w:val="18"/>
+          <w:szCs w:val="18"/>
+        </w:rPr>
+        <w:t xml:space="preserve">    data: { userId, totalRupiah, status: 'pending' }</w:t>
+      </w:r>
+    </w:p>
+    <w:p>
+      <w:pPr>
+        <w:shd w:fill="F4F4F4" w:val="clear"/>
+        <w:spacing w:after="80" w:before="80"/>
+      </w:pPr>
+      <w:r>
+        <w:rPr>
+          <w:rFonts w:ascii="Consolas" w:cs="Consolas" w:eastAsia="Consolas" w:hAnsi="Consolas"/>
+          <w:sz w:val="18"/>
+          <w:szCs w:val="18"/>
+        </w:rPr>
+        <w:t xml:space="preserve">  });</w:t>
+      </w:r>
+    </w:p>
+    <w:p>
+      <w:pPr>
+        <w:shd w:fill="F4F4F4" w:val="clear"/>
+        <w:spacing w:after="80" w:before="80"/>
+      </w:pPr>
+      <w:r>
+        <w:rPr>
+          <w:rFonts w:ascii="Consolas" w:cs="Consolas" w:eastAsia="Consolas" w:hAnsi="Consolas"/>
+          <w:sz w:val="18"/>
+          <w:szCs w:val="18"/>
+        </w:rPr>
+        <w:t xml:space="preserve">  await tx.orderItem.createMany({</w:t>
+      </w:r>
+    </w:p>
+    <w:p>
+      <w:pPr>
+        <w:shd w:fill="F4F4F4" w:val="clear"/>
+        <w:spacing w:after="80" w:before="80"/>
+      </w:pPr>
+      <w:r>
+        <w:rPr>
+          <w:rFonts w:ascii="Consolas" w:cs="Consolas" w:eastAsia="Consolas" w:hAnsi="Consolas"/>
+          <w:sz w:val="18"/>
+          <w:szCs w:val="18"/>
+        </w:rPr>
+        <w:t xml:space="preserve">    data: prepared.map(p =&gt; ({ ...p, orderId: order.id })),</w:t>
+      </w:r>
+    </w:p>
+    <w:p>
+      <w:pPr>
+        <w:shd w:fill="F4F4F4" w:val="clear"/>
+        <w:spacing w:after="80" w:before="80"/>
+      </w:pPr>
+      <w:r>
+        <w:rPr>
+          <w:rFonts w:ascii="Consolas" w:cs="Consolas" w:eastAsia="Consolas" w:hAnsi="Consolas"/>
+          <w:sz w:val="18"/>
+          <w:szCs w:val="18"/>
+        </w:rPr>
+        <w:t xml:space="preserve">  });</w:t>
+      </w:r>
+    </w:p>
+    <w:p>
+      <w:pPr>
+        <w:shd w:fill="F4F4F4" w:val="clear"/>
+        <w:spacing w:after="80" w:before="80"/>
+      </w:pPr>
+      <w:r>
+        <w:rPr>
+          <w:rFonts w:ascii="Consolas" w:cs="Consolas" w:eastAsia="Consolas" w:hAnsi="Consolas"/>
+          <w:sz w:val="18"/>
+          <w:szCs w:val="18"/>
+        </w:rPr>
+        <w:t xml:space="preserve">});</w:t>
+      </w:r>
+    </w:p>
+    <w:p>
+      <w:pPr>
+        <w:spacing w:after="120"/>
+      </w:pPr>
+      <w:r>
+        <w:t xml:space="preserve">createMany is one SQL statement; looping create is N. Use createMany when inserting multiple rows of the same shape.</w:t>
+      </w:r>
+    </w:p>
+    <w:p>
+      <w:pPr>
+        <w:pStyle w:val="Heading2"/>
+      </w:pPr>
+      <w:r>
+        <w:t xml:space="preserve">17. Phase 4 Concepts in Your Own Words</w:t>
+      </w:r>
+    </w:p>
+    <w:p>
+      <w:pPr>
+        <w:spacing w:after="120"/>
+        <w:rPr>
+          <w:i/>
+          <w:iCs/>
+        </w:rPr>
+      </w:pPr>
+      <w:r>
+        <w:rPr>
+          <w:i/>
+          <w:iCs/>
+        </w:rPr>
+        <w:t xml:space="preserve">Write each answer in your own words — rephrasing is how it sticks.</w:t>
+      </w:r>
+    </w:p>
+    <w:p>
+      <w:pPr>
+        <w:pStyle w:val="ListParagraph"/>
+        <w:numPr>
+          <w:ilvl w:val="0"/>
+          <w:numId w:val="2"/>
+        </w:numPr>
+        <w:spacing w:after="80"/>
+      </w:pPr>
+      <w:r>
+        <w:rPr>
+          <w:b/>
+          <w:bCs/>
+        </w:rPr>
+        <w:t xml:space="preserve">Why does the server re-fetch product prices instead of trusting the basket?</w:t>
+      </w:r>
+      <w:r>
+        <w:t xml:space="preserve"> _(your answer)_</w:t>
+      </w:r>
+    </w:p>
+    <w:p>
+      <w:pPr>
+        <w:pStyle w:val="ListParagraph"/>
+        <w:numPr>
+          <w:ilvl w:val="0"/>
+          <w:numId w:val="2"/>
+        </w:numPr>
+        <w:spacing w:after="80"/>
+      </w:pPr>
+      <w:r>
+        <w:rPr>
+          <w:b/>
+          <w:bCs/>
+        </w:rPr>
+        <w:t xml:space="preserve">What does the snapshot pattern protect against?</w:t>
+      </w:r>
+      <w:r>
+        <w:t xml:space="preserve"> _(your answer)_</w:t>
+      </w:r>
+    </w:p>
+    <w:p>
+      <w:pPr>
+        <w:pStyle w:val="ListParagraph"/>
+        <w:numPr>
+          <w:ilvl w:val="0"/>
+          <w:numId w:val="2"/>
+        </w:numPr>
+        <w:spacing w:after="80"/>
+      </w:pPr>
+      <w:r>
+        <w:rPr>
+          <w:b/>
+          <w:bCs/>
+        </w:rPr>
+        <w:t xml:space="preserve">Why is a route handler called `thin transport` — what does that mean?</w:t>
+      </w:r>
+      <w:r>
+        <w:t xml:space="preserve"> _(your answer)_</w:t>
+      </w:r>
+    </w:p>
+    <w:p>
+      <w:pPr>
+        <w:pStyle w:val="ListParagraph"/>
+        <w:numPr>
+          <w:ilvl w:val="0"/>
+          <w:numId w:val="2"/>
+        </w:numPr>
+        <w:spacing w:after="80"/>
+      </w:pPr>
+      <w:r>
+        <w:rPr>
+          <w:b/>
+          <w:bCs/>
+        </w:rPr>
+        <w:t xml:space="preserve">Why does CartDrawer have TWO action handlers (close vs checkout), not one?</w:t>
+      </w:r>
+      <w:r>
+        <w:t xml:space="preserve"> _(your answer)_</w:t>
+      </w:r>
+    </w:p>
+    <w:p>
+      <w:pPr>
+        <w:pStyle w:val="ListParagraph"/>
+        <w:numPr>
+          <w:ilvl w:val="0"/>
+          <w:numId w:val="2"/>
+        </w:numPr>
+        <w:spacing w:after="80"/>
+      </w:pPr>
+      <w:r>
+        <w:rPr>
+          <w:b/>
+          <w:bCs/>
+        </w:rPr>
+        <w:t xml:space="preserve">Why does createMany matter — what's wrong with looping create?</w:t>
+      </w:r>
+      <w:r>
+        <w:t xml:space="preserve"> _(your answer)_</w:t>
+      </w:r>
+    </w:p>
+    <w:p>
+      <w:pPr>
+        <w:pStyle w:val="ListParagraph"/>
+        <w:numPr>
+          <w:ilvl w:val="0"/>
+          <w:numId w:val="2"/>
+        </w:numPr>
+        <w:spacing w:after="80"/>
+      </w:pPr>
+      <w:r>
+        <w:rPr>
+          <w:b/>
+          <w:bCs/>
+        </w:rPr>
+        <w:t xml:space="preserve">What's the `rule of three` and how does it apply to extracting helpers?</w:t>
+      </w:r>
+      <w:r>
+        <w:t xml:space="preserve"> _(your answer)_</w:t>
+      </w:r>
+    </w:p>
+    <w:p>
+      <w:pPr>
+        <w:pStyle w:val="ListParagraph"/>
+        <w:numPr>
+          <w:ilvl w:val="0"/>
+          <w:numId w:val="2"/>
+        </w:numPr>
+        <w:spacing w:after="80"/>
+      </w:pPr>
+      <w:r>
+        <w:rPr>
+          <w:b/>
+          <w:bCs/>
+        </w:rPr>
+        <w:t xml:space="preserve">Why is money stored as Int, not Float?</w:t>
+      </w:r>
+      <w:r>
+        <w:t xml:space="preserve"> _(your answer)_</w:t>
+      </w:r>
+    </w:p>
+    <w:p>
+      <w:pPr>
+        <w:pStyle w:val="ListParagraph"/>
+        <w:numPr>
+          <w:ilvl w:val="0"/>
+          <w:numId w:val="2"/>
+        </w:numPr>
+        <w:spacing w:after="80"/>
+      </w:pPr>
+      <w:r>
+        <w:rPr>
+          <w:b/>
+          <w:bCs/>
+        </w:rPr>
+        <w:t xml:space="preserve">What's the order of operations on a successful checkout — what bad scenario does it prevent?</w:t>
+      </w:r>
+      <w:r>
+        <w:t xml:space="preserve"> _(your answer)_</w:t>
+      </w:r>
+    </w:p>
+    <w:p>
+      <w:pPr>
+        <w:pStyle w:val="Heading2"/>
+      </w:pPr>
+      <w:r>
+        <w:t xml:space="preserve">18. What's Next — Phase 5 Prep</w:t>
+      </w:r>
+    </w:p>
+    <w:p>
+      <w:pPr>
+        <w:pStyle w:val="ListParagraph"/>
+        <w:numPr>
+          <w:ilvl w:val="0"/>
+          <w:numId w:val="2"/>
+        </w:numPr>
+        <w:spacing w:after="80"/>
+      </w:pPr>
+      <w:r>
+        <w:rPr>
+          <w:b/>
+          <w:bCs/>
+        </w:rPr>
+        <w:t xml:space="preserve">Order confirmation page</w:t>
+      </w:r>
+      <w:r>
+        <w:t xml:space="preserve"> — /orders/[id]/page.tsx Server Component. Hand-picks snapshot fields. Auth-guards: order.userId === session.user.id, else 404.</w:t>
+      </w:r>
+    </w:p>
+    <w:p>
+      <w:pPr>
+        <w:pStyle w:val="ListParagraph"/>
+        <w:numPr>
+          <w:ilvl w:val="0"/>
+          <w:numId w:val="2"/>
+        </w:numPr>
+        <w:spacing w:after="80"/>
+      </w:pPr>
+      <w:r>
+        <w:rPr>
+          <w:b/>
+          <w:bCs/>
+        </w:rPr>
+        <w:t xml:space="preserve">Phone OTP verification</w:t>
+      </w:r>
+      <w:r>
+        <w:t xml:space="preserve"> — Twilio or local SMS gateway. Removes SIM-swap risk from Phase 3.</w:t>
+      </w:r>
+    </w:p>
+    <w:p>
+      <w:pPr>
+        <w:pStyle w:val="ListParagraph"/>
+        <w:numPr>
+          <w:ilvl w:val="0"/>
+          <w:numId w:val="2"/>
+        </w:numPr>
+        <w:spacing w:after="80"/>
+      </w:pPr>
+      <w:r>
+        <w:rPr>
+          <w:b/>
+          <w:bCs/>
+        </w:rPr>
+        <w:t xml:space="preserve">Payment gateway</w:t>
+      </w:r>
+      <w:r>
+        <w:t xml:space="preserve"> — Midtrans or Xendit for Indonesian payments. Adds Order.paymentMethod, pending → paid state transition, webhook handler.</w:t>
+      </w:r>
+    </w:p>
+    <w:p>
+      <w:pPr>
+        <w:pStyle w:val="ListParagraph"/>
+        <w:numPr>
+          <w:ilvl w:val="0"/>
+          <w:numId w:val="2"/>
+        </w:numPr>
+        <w:spacing w:after="80"/>
+      </w:pPr>
+      <w:r>
+        <w:rPr>
+          <w:b/>
+          <w:bCs/>
+        </w:rPr>
+        <w:t xml:space="preserve">AI integration</w:t>
+      </w:r>
+      <w:r>
+        <w:t xml:space="preserve"> — Anthropic API for product recommendations (</w:t>
+      </w:r>
+      <w:r>
+        <w:rPr>
+          <w:rFonts w:ascii="Consolas" w:cs="Consolas" w:eastAsia="Consolas" w:hAnsi="Consolas"/>
+          <w:sz w:val="18"/>
+          <w:szCs w:val="18"/>
+        </w:rPr>
+        <w:t xml:space="preserve">users who bought X also bought Y</w:t>
+      </w:r>
+      <w:r>
+        <w:t xml:space="preserve"> via OrderItem aggregation) and a chatbot for support.</w:t>
+      </w:r>
+    </w:p>
+    <w:p>
+      <w:pPr>
+        <w:pStyle w:val="ListParagraph"/>
+        <w:numPr>
+          <w:ilvl w:val="0"/>
+          <w:numId w:val="2"/>
+        </w:numPr>
+        <w:spacing w:after="80"/>
+      </w:pPr>
+      <w:r>
+        <w:rPr>
+          <w:b/>
+          <w:bCs/>
+        </w:rPr>
+        <w:t xml:space="preserve">Order history page</w:t>
+      </w:r>
+      <w:r>
+        <w:t xml:space="preserve"> — /orders/page.tsx Server Component listing user's past orders.</w:t>
+      </w:r>
+    </w:p>
+    <w:p>
+      <w:pPr>
+        <w:pStyle w:val="ListParagraph"/>
+        <w:numPr>
+          <w:ilvl w:val="0"/>
+          <w:numId w:val="2"/>
+        </w:numPr>
+        <w:spacing w:after="80"/>
+      </w:pPr>
+      <w:r>
+        <w:rPr>
+          <w:b/>
+          <w:bCs/>
+        </w:rPr>
+        <w:t xml:space="preserve">Admin dashboard</w:t>
+      </w:r>
+      <w:r>
+        <w:t xml:space="preserve"> — separate auth (admin role), order management, fulfillment queue.</w:t>
       </w:r>
     </w:p>
     <w:p>
